--- a/disciplinas/gcetens843-projeto-algoritmo-i/atividades/trabalhos/projeto-algoritmos/fluxograma.docx
+++ b/disciplinas/gcetens843-projeto-algoritmo-i/atividades/trabalhos/projeto-algoritmos/fluxograma.docx
@@ -10,702 +10,102 @@
         <w:t xml:space="preserve">Fluxograma - FilaClara</w:t>
       </w:r>
     </w:p>
-    <w:bookmarkStart w:id="32" w:name="fluxograma-do-sistema-filaclara"/>
+    <w:bookmarkStart w:id="33" w:name="fluxograma-do-sistema-filaclara"/>
     <w:p>
       <w:pPr>
         <w:pStyle w:val="Heading1"/>
       </w:pPr>
       <w:r>
-        <w:t xml:space="preserve">Fluxograma do Sistema — FilaClara</w:t>
-      </w:r>
-    </w:p>
-    <w:p>
-      <w:pPr>
-        <w:pStyle w:val="BlockText"/>
+        <w:t xml:space="preserve">Fluxograma do Sistema  FilaClara</w:t>
+      </w:r>
+    </w:p>
+    <w:bookmarkStart w:id="23" w:name="fluxograma-completo"/>
+    <w:p>
+      <w:pPr>
+        <w:pStyle w:val="Heading2"/>
+      </w:pPr>
+      <w:r>
+        <w:t xml:space="preserve"> Fluxograma Completo</w:t>
+      </w:r>
+    </w:p>
+    <w:p>
+      <w:pPr>
+        <w:pStyle w:val="CaptionedFigure"/>
+      </w:pPr>
+      <w:r>
+        <w:drawing>
+          <wp:inline>
+            <wp:extent cx="5334000" cy="11272271"/>
+            <wp:effectExtent b="0" l="0" r="0" t="0"/>
+            <wp:docPr descr="Fluxograma FilaClara" title="" id="21" name="Picture"/>
+            <a:graphic>
+              <a:graphicData uri="http://schemas.openxmlformats.org/drawingml/2006/picture">
+                <pic:pic>
+                  <pic:nvPicPr>
+                    <pic:cNvPr descr="assets/fluxograma.jpeg" id="22" name="Picture"/>
+                    <pic:cNvPicPr>
+                      <a:picLocks noChangeArrowheads="1" noChangeAspect="1"/>
+                    </pic:cNvPicPr>
+                  </pic:nvPicPr>
+                  <pic:blipFill>
+                    <a:blip r:embed="rId20"/>
+                    <a:stretch>
+                      <a:fillRect/>
+                    </a:stretch>
+                  </pic:blipFill>
+                  <pic:spPr bwMode="auto">
+                    <a:xfrm>
+                      <a:off x="0" y="0"/>
+                      <a:ext cx="5334000" cy="11272271"/>
+                    </a:xfrm>
+                    <a:prstGeom prst="rect">
+                      <a:avLst/>
+                    </a:prstGeom>
+                    <a:noFill/>
+                    <a:ln w="9525">
+                      <a:noFill/>
+                      <a:headEnd/>
+                      <a:tailEnd/>
+                    </a:ln>
+                  </pic:spPr>
+                </pic:pic>
+              </a:graphicData>
+            </a:graphic>
+          </wp:inline>
+        </w:drawing>
+      </w:r>
+    </w:p>
+    <w:p>
+      <w:pPr>
+        <w:pStyle w:val="ImageCaption"/>
+      </w:pPr>
+      <w:r>
+        <w:t xml:space="preserve">Fluxograma FilaClara</w:t>
+      </w:r>
+    </w:p>
+    <w:p>
+      <w:pPr>
+        <w:pStyle w:val="BodyText"/>
       </w:pPr>
       <w:r>
         <w:rPr>
-          <w:b/>
-          <w:bCs/>
+          <w:i/>
+          <w:iCs/>
         </w:rPr>
-        <w:t xml:space="preserve">Status:</w:t>
-      </w:r>
-      <w:r>
-        <w:t xml:space="preserve"> </w:t>
-      </w:r>
-      <w:r>
-        <w:t xml:space="preserve">✅ Finalizado</w:t>
-      </w:r>
-      <w:r>
-        <w:t xml:space="preserve"> </w:t>
-      </w:r>
-      <w:r>
-        <w:rPr>
-          <w:b/>
-          <w:bCs/>
-        </w:rPr>
-        <w:t xml:space="preserve">Arquivo:</w:t>
-      </w:r>
-      <w:r>
-        <w:t xml:space="preserve"> </w:t>
-      </w:r>
-      <w:hyperlink r:id="rId20">
-        <w:r>
-          <w:rPr>
-            <w:rStyle w:val="VerbatimChar"/>
-          </w:rPr>
-          <w:t xml:space="preserve">assets/fluxograma.jpeg</w:t>
-        </w:r>
-      </w:hyperlink>
-      <w:r>
-        <w:t xml:space="preserve"> </w:t>
-      </w:r>
-      <w:r>
-        <w:rPr>
-          <w:b/>
-          <w:bCs/>
-        </w:rPr>
-        <w:t xml:space="preserve">Data:</w:t>
-      </w:r>
-      <w:r>
-        <w:t xml:space="preserve"> </w:t>
-      </w:r>
-      <w:r>
-        <w:t xml:space="preserve">25/06/2026</w:t>
-      </w:r>
-    </w:p>
-    <w:p>
-      <w:r>
-        <w:pict>
-          <v:rect style="width:0;height:1.5pt" o:hralign="center" o:hrstd="t" o:hr="t"/>
-        </w:pict>
-      </w:r>
-    </w:p>
-    <w:bookmarkStart w:id="21" w:name="visão-geral-do-fluxo"/>
+        <w:t xml:space="preserve">Clique na imagem para visualizar em tamanho real (715×1511 px)</w:t>
+      </w:r>
+    </w:p>
+    <w:bookmarkEnd w:id="23"/>
+    <w:bookmarkStart w:id="31" w:name="detalhamento-de-cada-etapa"/>
     <w:p>
       <w:pPr>
         <w:pStyle w:val="Heading2"/>
       </w:pPr>
       <w:r>
-        <w:t xml:space="preserve">📊 Visão Geral do Fluxo</w:t>
-      </w:r>
-    </w:p>
-    <w:p>
-      <w:pPr>
-        <w:pStyle w:val="FirstParagraph"/>
-      </w:pPr>
-      <w:r>
-        <w:t xml:space="preserve">O fluxograma descreve o percurso completo do usuário no sistema FilaClara,</w:t>
-      </w:r>
-      <w:r>
-        <w:t xml:space="preserve"> </w:t>
-      </w:r>
-      <w:r>
-        <w:t xml:space="preserve">desde a entrada até o atendimento, incluindo a lógica de prioridade e</w:t>
-      </w:r>
-      <w:r>
-        <w:t xml:space="preserve"> </w:t>
-      </w:r>
-      <w:r>
-        <w:t xml:space="preserve">notificação.</w:t>
-      </w:r>
-    </w:p>
-    <w:p>
-      <w:pPr>
-        <w:pStyle w:val="SourceCode"/>
-      </w:pPr>
-      <w:r>
-        <w:rPr>
-          <w:rStyle w:val="VerbatimChar"/>
-        </w:rPr>
-        <w:t xml:space="preserve">┌─────────────────────────────┐</w:t>
-      </w:r>
-      <w:r>
-        <w:br/>
-      </w:r>
-      <w:r>
-        <w:rPr>
-          <w:rStyle w:val="VerbatimChar"/>
-        </w:rPr>
-        <w:t xml:space="preserve">│           INÍCIO            │</w:t>
-      </w:r>
-      <w:r>
-        <w:br/>
-      </w:r>
-      <w:r>
-        <w:rPr>
-          <w:rStyle w:val="VerbatimChar"/>
-        </w:rPr>
-        <w:t xml:space="preserve">└─────────────┬───────────────┘</w:t>
-      </w:r>
-      <w:r>
-        <w:br/>
-      </w:r>
-      <w:r>
-        <w:rPr>
-          <w:rStyle w:val="VerbatimChar"/>
-        </w:rPr>
-        <w:t xml:space="preserve">              ▼</w:t>
-      </w:r>
-      <w:r>
-        <w:br/>
-      </w:r>
-      <w:r>
-        <w:rPr>
-          <w:rStyle w:val="VerbatimChar"/>
-        </w:rPr>
-        <w:t xml:space="preserve">┌─────────────────────────────┐</w:t>
-      </w:r>
-      <w:r>
-        <w:br/>
-      </w:r>
-      <w:r>
-        <w:rPr>
-          <w:rStyle w:val="VerbatimChar"/>
-        </w:rPr>
-        <w:t xml:space="preserve">│   User entra no sistema     │</w:t>
-      </w:r>
-      <w:r>
-        <w:br/>
-      </w:r>
-      <w:r>
-        <w:rPr>
-          <w:rStyle w:val="VerbatimChar"/>
-        </w:rPr>
-        <w:t xml:space="preserve">└─────────────┬───────────────┘</w:t>
-      </w:r>
-      <w:r>
-        <w:br/>
-      </w:r>
-      <w:r>
-        <w:rPr>
-          <w:rStyle w:val="VerbatimChar"/>
-        </w:rPr>
-        <w:t xml:space="preserve">              ▼</w:t>
-      </w:r>
-      <w:r>
-        <w:br/>
-      </w:r>
-      <w:r>
-        <w:rPr>
-          <w:rStyle w:val="VerbatimChar"/>
-        </w:rPr>
-        <w:t xml:space="preserve">┌─────────────────────────────┐</w:t>
-      </w:r>
-      <w:r>
-        <w:br/>
-      </w:r>
-      <w:r>
-        <w:rPr>
-          <w:rStyle w:val="VerbatimChar"/>
-        </w:rPr>
-        <w:t xml:space="preserve">│ User se cadastra / Loga     │</w:t>
-      </w:r>
-      <w:r>
-        <w:br/>
-      </w:r>
-      <w:r>
-        <w:rPr>
-          <w:rStyle w:val="VerbatimChar"/>
-        </w:rPr>
-        <w:t xml:space="preserve">│      no sistema             │</w:t>
-      </w:r>
-      <w:r>
-        <w:br/>
-      </w:r>
-      <w:r>
-        <w:rPr>
-          <w:rStyle w:val="VerbatimChar"/>
-        </w:rPr>
-        <w:t xml:space="preserve">└─────────────┬───────────────┘</w:t>
-      </w:r>
-      <w:r>
-        <w:br/>
-      </w:r>
-      <w:r>
-        <w:rPr>
-          <w:rStyle w:val="VerbatimChar"/>
-        </w:rPr>
-        <w:t xml:space="preserve">              ▼</w:t>
-      </w:r>
-      <w:r>
-        <w:br/>
-      </w:r>
-      <w:r>
-        <w:rPr>
-          <w:rStyle w:val="VerbatimChar"/>
-        </w:rPr>
-        <w:t xml:space="preserve">┌─────────────────────────────┐</w:t>
-      </w:r>
-      <w:r>
-        <w:br/>
-      </w:r>
-      <w:r>
-        <w:rPr>
-          <w:rStyle w:val="VerbatimChar"/>
-        </w:rPr>
-        <w:t xml:space="preserve">│ User solicita atendimento   │</w:t>
-      </w:r>
-      <w:r>
-        <w:br/>
-      </w:r>
-      <w:r>
-        <w:rPr>
-          <w:rStyle w:val="VerbatimChar"/>
-        </w:rPr>
-        <w:t xml:space="preserve">│       desejado              │</w:t>
-      </w:r>
-      <w:r>
-        <w:br/>
-      </w:r>
-      <w:r>
-        <w:rPr>
-          <w:rStyle w:val="VerbatimChar"/>
-        </w:rPr>
-        <w:t xml:space="preserve">└─────────────┬───────────────┘</w:t>
-      </w:r>
-      <w:r>
-        <w:br/>
-      </w:r>
-      <w:r>
-        <w:rPr>
-          <w:rStyle w:val="VerbatimChar"/>
-        </w:rPr>
-        <w:t xml:space="preserve">              ▼</w:t>
-      </w:r>
-      <w:r>
-        <w:br/>
-      </w:r>
-      <w:r>
-        <w:rPr>
-          <w:rStyle w:val="VerbatimChar"/>
-        </w:rPr>
-        <w:t xml:space="preserve">       ┌──────────────┐</w:t>
-      </w:r>
-      <w:r>
-        <w:br/>
-      </w:r>
-      <w:r>
-        <w:rPr>
-          <w:rStyle w:val="VerbatimChar"/>
-        </w:rPr>
-        <w:t xml:space="preserve">       │ É prioridade?│</w:t>
-      </w:r>
-      <w:r>
-        <w:br/>
-      </w:r>
-      <w:r>
-        <w:rPr>
-          <w:rStyle w:val="VerbatimChar"/>
-        </w:rPr>
-        <w:t xml:space="preserve">       └──┬───────┬───┘</w:t>
-      </w:r>
-      <w:r>
-        <w:br/>
-      </w:r>
-      <w:r>
-        <w:rPr>
-          <w:rStyle w:val="VerbatimChar"/>
-        </w:rPr>
-        <w:t xml:space="preserve">          │       │</w:t>
-      </w:r>
-      <w:r>
-        <w:br/>
-      </w:r>
-      <w:r>
-        <w:rPr>
-          <w:rStyle w:val="VerbatimChar"/>
-        </w:rPr>
-        <w:t xml:space="preserve">        Sim       Não</w:t>
-      </w:r>
-      <w:r>
-        <w:br/>
-      </w:r>
-      <w:r>
-        <w:rPr>
-          <w:rStyle w:val="VerbatimChar"/>
-        </w:rPr>
-        <w:t xml:space="preserve">          │       │</w:t>
-      </w:r>
-      <w:r>
-        <w:br/>
-      </w:r>
-      <w:r>
-        <w:rPr>
-          <w:rStyle w:val="VerbatimChar"/>
-        </w:rPr>
-        <w:t xml:space="preserve">          ▼       ▼</w:t>
-      </w:r>
-      <w:r>
-        <w:br/>
-      </w:r>
-      <w:r>
-        <w:rPr>
-          <w:rStyle w:val="VerbatimChar"/>
-        </w:rPr>
-        <w:t xml:space="preserve">  ┌──────────┐ ┌──────────┐</w:t>
-      </w:r>
-      <w:r>
-        <w:br/>
-      </w:r>
-      <w:r>
-        <w:rPr>
-          <w:rStyle w:val="VerbatimChar"/>
-        </w:rPr>
-        <w:t xml:space="preserve">  │Fila      │ │Fila      │</w:t>
-      </w:r>
-      <w:r>
-        <w:br/>
-      </w:r>
-      <w:r>
-        <w:rPr>
-          <w:rStyle w:val="VerbatimChar"/>
-        </w:rPr>
-        <w:t xml:space="preserve">  │Prioritária│ │Convencio-│</w:t>
-      </w:r>
-      <w:r>
-        <w:br/>
-      </w:r>
-      <w:r>
-        <w:rPr>
-          <w:rStyle w:val="VerbatimChar"/>
-        </w:rPr>
-        <w:t xml:space="preserve">  │          │ │nal       │</w:t>
-      </w:r>
-      <w:r>
-        <w:br/>
-      </w:r>
-      <w:r>
-        <w:rPr>
-          <w:rStyle w:val="VerbatimChar"/>
-        </w:rPr>
-        <w:t xml:space="preserve">  └────┬─────┘ └────┬─────┘</w:t>
-      </w:r>
-      <w:r>
-        <w:br/>
-      </w:r>
-      <w:r>
-        <w:rPr>
-          <w:rStyle w:val="VerbatimChar"/>
-        </w:rPr>
-        <w:t xml:space="preserve">       │            │</w:t>
-      </w:r>
-      <w:r>
-        <w:br/>
-      </w:r>
-      <w:r>
-        <w:rPr>
-          <w:rStyle w:val="VerbatimChar"/>
-        </w:rPr>
-        <w:t xml:space="preserve">       └──────┬─────┘</w:t>
-      </w:r>
-      <w:r>
-        <w:br/>
-      </w:r>
-      <w:r>
-        <w:rPr>
-          <w:rStyle w:val="VerbatimChar"/>
-        </w:rPr>
-        <w:t xml:space="preserve">              ▼</w:t>
-      </w:r>
-      <w:r>
-        <w:br/>
-      </w:r>
-      <w:r>
-        <w:rPr>
-          <w:rStyle w:val="VerbatimChar"/>
-        </w:rPr>
-        <w:t xml:space="preserve">┌─────────────────────────────┐</w:t>
-      </w:r>
-      <w:r>
-        <w:br/>
-      </w:r>
-      <w:r>
-        <w:rPr>
-          <w:rStyle w:val="VerbatimChar"/>
-        </w:rPr>
-        <w:t xml:space="preserve">│  Sistema gera a senha e     │</w:t>
-      </w:r>
-      <w:r>
-        <w:br/>
-      </w:r>
-      <w:r>
-        <w:rPr>
-          <w:rStyle w:val="VerbatimChar"/>
-        </w:rPr>
-        <w:t xml:space="preserve">│  põe user no final da fila  │</w:t>
-      </w:r>
-      <w:r>
-        <w:br/>
-      </w:r>
-      <w:r>
-        <w:rPr>
-          <w:rStyle w:val="VerbatimChar"/>
-        </w:rPr>
-        <w:t xml:space="preserve">└─────────────┬───────────────┘</w:t>
-      </w:r>
-      <w:r>
-        <w:br/>
-      </w:r>
-      <w:r>
-        <w:rPr>
-          <w:rStyle w:val="VerbatimChar"/>
-        </w:rPr>
-        <w:t xml:space="preserve">              ▼</w:t>
-      </w:r>
-      <w:r>
-        <w:br/>
-      </w:r>
-      <w:r>
-        <w:rPr>
-          <w:rStyle w:val="VerbatimChar"/>
-        </w:rPr>
-        <w:t xml:space="preserve">┌─────────────────────────────┐</w:t>
-      </w:r>
-      <w:r>
-        <w:br/>
-      </w:r>
-      <w:r>
-        <w:rPr>
-          <w:rStyle w:val="VerbatimChar"/>
-        </w:rPr>
-        <w:t xml:space="preserve">│  User no topo da fila       │</w:t>
-      </w:r>
-      <w:r>
-        <w:br/>
-      </w:r>
-      <w:r>
-        <w:rPr>
-          <w:rStyle w:val="VerbatimChar"/>
-        </w:rPr>
-        <w:t xml:space="preserve">│       é chamado             │</w:t>
-      </w:r>
-      <w:r>
-        <w:br/>
-      </w:r>
-      <w:r>
-        <w:rPr>
-          <w:rStyle w:val="VerbatimChar"/>
-        </w:rPr>
-        <w:t xml:space="preserve">└─────────────┬───────────────┘</w:t>
-      </w:r>
-      <w:r>
-        <w:br/>
-      </w:r>
-      <w:r>
-        <w:rPr>
-          <w:rStyle w:val="VerbatimChar"/>
-        </w:rPr>
-        <w:t xml:space="preserve">              ▼</w:t>
-      </w:r>
-      <w:r>
-        <w:br/>
-      </w:r>
-      <w:r>
-        <w:rPr>
-          <w:rStyle w:val="VerbatimChar"/>
-        </w:rPr>
-        <w:t xml:space="preserve">┌─────────────────────────────┐</w:t>
-      </w:r>
-      <w:r>
-        <w:br/>
-      </w:r>
-      <w:r>
-        <w:rPr>
-          <w:rStyle w:val="VerbatimChar"/>
-        </w:rPr>
-        <w:t xml:space="preserve">│  2º user na fila recebe     │</w:t>
-      </w:r>
-      <w:r>
-        <w:br/>
-      </w:r>
-      <w:r>
-        <w:rPr>
-          <w:rStyle w:val="VerbatimChar"/>
-        </w:rPr>
-        <w:t xml:space="preserve">│  notificação p/ comparecer  │</w:t>
-      </w:r>
-      <w:r>
-        <w:br/>
-      </w:r>
-      <w:r>
-        <w:rPr>
-          <w:rStyle w:val="VerbatimChar"/>
-        </w:rPr>
-        <w:t xml:space="preserve">└─────────────┬───────────────┘</w:t>
-      </w:r>
-      <w:r>
-        <w:br/>
-      </w:r>
-      <w:r>
-        <w:rPr>
-          <w:rStyle w:val="VerbatimChar"/>
-        </w:rPr>
-        <w:t xml:space="preserve">              ▼</w:t>
-      </w:r>
-      <w:r>
-        <w:br/>
-      </w:r>
-      <w:r>
-        <w:rPr>
-          <w:rStyle w:val="VerbatimChar"/>
-        </w:rPr>
-        <w:t xml:space="preserve">┌─────────────────────────────┐</w:t>
-      </w:r>
-      <w:r>
-        <w:br/>
-      </w:r>
-      <w:r>
-        <w:rPr>
-          <w:rStyle w:val="VerbatimChar"/>
-        </w:rPr>
-        <w:t xml:space="preserve">│  Sistema calcula tempo      │</w:t>
-      </w:r>
-      <w:r>
-        <w:br/>
-      </w:r>
-      <w:r>
-        <w:rPr>
-          <w:rStyle w:val="VerbatimChar"/>
-        </w:rPr>
-        <w:t xml:space="preserve">│  médio de atendimento e     │</w:t>
-      </w:r>
-      <w:r>
-        <w:br/>
-      </w:r>
-      <w:r>
-        <w:rPr>
-          <w:rStyle w:val="VerbatimChar"/>
-        </w:rPr>
-        <w:t xml:space="preserve">│         exibe               │</w:t>
-      </w:r>
-      <w:r>
-        <w:br/>
-      </w:r>
-      <w:r>
-        <w:rPr>
-          <w:rStyle w:val="VerbatimChar"/>
-        </w:rPr>
-        <w:t xml:space="preserve">└─────────────┬───────────────┘</w:t>
-      </w:r>
-      <w:r>
-        <w:br/>
-      </w:r>
-      <w:r>
-        <w:rPr>
-          <w:rStyle w:val="VerbatimChar"/>
-        </w:rPr>
-        <w:t xml:space="preserve">              ▼</w:t>
-      </w:r>
-      <w:r>
-        <w:br/>
-      </w:r>
-      <w:r>
-        <w:rPr>
-          <w:rStyle w:val="VerbatimChar"/>
-        </w:rPr>
-        <w:t xml:space="preserve">┌─────────────────────────────┐</w:t>
-      </w:r>
-      <w:r>
-        <w:br/>
-      </w:r>
-      <w:r>
-        <w:rPr>
-          <w:rStyle w:val="VerbatimChar"/>
-        </w:rPr>
-        <w:t xml:space="preserve">│  User é atendido e          │</w:t>
-      </w:r>
-      <w:r>
-        <w:br/>
-      </w:r>
-      <w:r>
-        <w:rPr>
-          <w:rStyle w:val="VerbatimChar"/>
-        </w:rPr>
-        <w:t xml:space="preserve">│  excluído da fila           │</w:t>
-      </w:r>
-      <w:r>
-        <w:br/>
-      </w:r>
-      <w:r>
-        <w:rPr>
-          <w:rStyle w:val="VerbatimChar"/>
-        </w:rPr>
-        <w:t xml:space="preserve">└─────────────┬───────────────┘</w:t>
-      </w:r>
-      <w:r>
-        <w:br/>
-      </w:r>
-      <w:r>
-        <w:rPr>
-          <w:rStyle w:val="VerbatimChar"/>
-        </w:rPr>
-        <w:t xml:space="preserve">              ▼</w:t>
-      </w:r>
-      <w:r>
-        <w:br/>
-      </w:r>
-      <w:r>
-        <w:rPr>
-          <w:rStyle w:val="VerbatimChar"/>
-        </w:rPr>
-        <w:t xml:space="preserve">┌─────────────────────────────┐</w:t>
-      </w:r>
-      <w:r>
-        <w:br/>
-      </w:r>
-      <w:r>
-        <w:rPr>
-          <w:rStyle w:val="VerbatimChar"/>
-        </w:rPr>
-        <w:t xml:space="preserve">│      Fila atualiza          │</w:t>
-      </w:r>
-      <w:r>
-        <w:br/>
-      </w:r>
-      <w:r>
-        <w:rPr>
-          <w:rStyle w:val="VerbatimChar"/>
-        </w:rPr>
-        <w:t xml:space="preserve">└─────────────┬───────────────┘</w:t>
-      </w:r>
-      <w:r>
-        <w:br/>
-      </w:r>
-      <w:r>
-        <w:rPr>
-          <w:rStyle w:val="VerbatimChar"/>
-        </w:rPr>
-        <w:t xml:space="preserve">              ▼</w:t>
-      </w:r>
-      <w:r>
-        <w:br/>
-      </w:r>
-      <w:r>
-        <w:rPr>
-          <w:rStyle w:val="VerbatimChar"/>
-        </w:rPr>
-        <w:t xml:space="preserve">              FIM</w:t>
-      </w:r>
-    </w:p>
-    <w:p>
-      <w:r>
-        <w:pict>
-          <v:rect style="width:0;height:1.5pt" o:hralign="center" o:hrstd="t" o:hr="t"/>
-        </w:pict>
-      </w:r>
-    </w:p>
-    <w:bookmarkEnd w:id="21"/>
-    <w:bookmarkStart w:id="28" w:name="detalhamento-de-cada-etapa"/>
-    <w:p>
-      <w:pPr>
-        <w:pStyle w:val="Heading2"/>
-      </w:pPr>
-      <w:r>
-        <w:t xml:space="preserve">🔍 Detalhamento de Cada Etapa</w:t>
-      </w:r>
-    </w:p>
-    <w:bookmarkStart w:id="22" w:name="entrada-no-sistema"/>
+        <w:t xml:space="preserve"> Detalhamento de Cada Etapa</w:t>
+      </w:r>
+    </w:p>
+    <w:bookmarkStart w:id="24" w:name="entrada-no-sistema"/>
     <w:p>
       <w:pPr>
         <w:pStyle w:val="Heading3"/>
@@ -735,7 +135,7 @@
         </w:numPr>
       </w:pPr>
       <w:r>
-        <w:t xml:space="preserve">Se já tem cadastro → faz login</w:t>
+        <w:t xml:space="preserve">Se já tem cadastro  faz login</w:t>
       </w:r>
     </w:p>
     <w:p>
@@ -747,11 +147,11 @@
         </w:numPr>
       </w:pPr>
       <w:r>
-        <w:t xml:space="preserve">Se não tem → realiza cadastro rápido</w:t>
-      </w:r>
-    </w:p>
-    <w:bookmarkEnd w:id="22"/>
-    <w:bookmarkStart w:id="23" w:name="solicitação-de-atendimento"/>
+        <w:t xml:space="preserve">Se não tem  realiza cadastro rápido</w:t>
+      </w:r>
+    </w:p>
+    <w:bookmarkEnd w:id="24"/>
+    <w:bookmarkStart w:id="25" w:name="solicitação-de-atendimento"/>
     <w:p>
       <w:pPr>
         <w:pStyle w:val="Heading3"/>
@@ -784,14 +184,14 @@
         <w:t xml:space="preserve">Seleciona o tipo de atendimento (consulta comum, exame, prioritário, retorno, triagem)</w:t>
       </w:r>
     </w:p>
-    <w:bookmarkEnd w:id="23"/>
-    <w:bookmarkStart w:id="24" w:name="decisão-é-prioridade"/>
+    <w:bookmarkEnd w:id="25"/>
+    <w:bookmarkStart w:id="26" w:name="decisão-é-prioridade"/>
     <w:p>
       <w:pPr>
         <w:pStyle w:val="Heading3"/>
       </w:pPr>
       <w:r>
-        <w:t xml:space="preserve">3. Decisão: É Prioridade? ⚖️</w:t>
+        <w:t xml:space="preserve">3. Decisão: É Prioridade? </w:t>
       </w:r>
     </w:p>
     <w:p>
@@ -813,7 +213,7 @@
         <w:t xml:space="preserve"> </w:t>
       </w:r>
       <w:r>
-        <w:t xml:space="preserve">→ direcionado para</w:t>
+        <w:t xml:space="preserve"> direcionado para</w:t>
       </w:r>
       <w:r>
         <w:t xml:space="preserve"> </w:t>
@@ -851,7 +251,7 @@
         <w:t xml:space="preserve"> </w:t>
       </w:r>
       <w:r>
-        <w:t xml:space="preserve">→ direcionado para</w:t>
+        <w:t xml:space="preserve"> direcionado para</w:t>
       </w:r>
       <w:r>
         <w:t xml:space="preserve"> </w:t>
@@ -876,8 +276,8 @@
         <w:t xml:space="preserve">Ambas as filas seguem o mesmo fluxo a partir daqui</w:t>
       </w:r>
     </w:p>
-    <w:bookmarkEnd w:id="24"/>
-    <w:bookmarkStart w:id="25" w:name="geração-de-senha"/>
+    <w:bookmarkEnd w:id="26"/>
+    <w:bookmarkStart w:id="27" w:name="geração-de-senha"/>
     <w:p>
       <w:pPr>
         <w:pStyle w:val="Heading3"/>
@@ -946,8 +346,8 @@
         <w:t xml:space="preserve">Calcula previsão inicial de atendimento</w:t>
       </w:r>
     </w:p>
-    <w:bookmarkEnd w:id="25"/>
-    <w:bookmarkStart w:id="26" w:name="chamada-e-notificação"/>
+    <w:bookmarkEnd w:id="27"/>
+    <w:bookmarkStart w:id="28" w:name="chamada-e-notificação"/>
     <w:p>
       <w:pPr>
         <w:pStyle w:val="Heading3"/>
@@ -975,7 +375,7 @@
         <w:t xml:space="preserve"> </w:t>
       </w:r>
       <w:r>
-        <w:t xml:space="preserve">→ é chamado para atendimento</w:t>
+        <w:t xml:space="preserve"> é chamado para atendimento</w:t>
       </w:r>
     </w:p>
     <w:p>
@@ -1012,8 +412,8 @@
         <w:t xml:space="preserve">Sistema exibe o tempo médio de atendimento em tempo real</w:t>
       </w:r>
     </w:p>
-    <w:bookmarkEnd w:id="26"/>
-    <w:bookmarkStart w:id="27" w:name="atendimento-e-finalização"/>
+    <w:bookmarkEnd w:id="28"/>
+    <w:bookmarkStart w:id="29" w:name="atendimento-e-finalização"/>
     <w:p>
       <w:pPr>
         <w:pStyle w:val="Heading3"/>
@@ -1070,63 +470,26 @@
         <w:t xml:space="preserve">Próximo usuário no topo é chamado</w:t>
       </w:r>
     </w:p>
-    <w:p>
-      <w:r>
-        <w:pict>
-          <v:rect style="width:0;height:1.5pt" o:hralign="center" o:hrstd="t" o:hr="t"/>
-        </w:pict>
-      </w:r>
-    </w:p>
-    <w:bookmarkEnd w:id="27"/>
-    <w:bookmarkEnd w:id="28"/>
-    <w:bookmarkStart w:id="29" w:name="fluxograma-original"/>
-    <w:p>
-      <w:pPr>
-        <w:pStyle w:val="Heading2"/>
-      </w:pPr>
-      <w:r>
-        <w:t xml:space="preserve">🖼️ Fluxograma Original</w:t>
-      </w:r>
-    </w:p>
-    <w:tbl>
-      <w:tblPr>
-        <w:tblStyle w:val="FigureTable"/>
-        <w:tblW w:type="auto" w:w="0"/>
-        <w:jc w:val="center"/>
-        <w:tblLook w:firstRow="0" w:lastRow="0" w:firstColumn="0" w:lastColumn="0"/>
-      </w:tblPr>
-      <w:tblGrid>
-        <w:gridCol w:w="7920"/>
-      </w:tblGrid>
-      <w:tr>
-        <w:tc>
-          <w:tcPr/>
-          <w:p>
-            <w:pPr>
-              <w:pStyle w:val="Compact"/>
-              <w:jc w:val="center"/>
-            </w:pPr>
-            <w:r>
-              <w:t xml:space="preserve">Fluxograma FilaClara</w:t>
-            </w:r>
-          </w:p>
-        </w:tc>
-      </w:tr>
-    </w:tbl>
-    <w:p>
-      <w:pPr>
-        <w:pStyle w:val="ImageCaption"/>
-      </w:pPr>
-      <w:r>
-        <w:t xml:space="preserve">Fluxograma FilaClara</w:t>
-      </w:r>
-    </w:p>
-    <w:p>
-      <w:pPr>
-        <w:pStyle w:val="BlockText"/>
-      </w:pPr>
-      <w:r>
-        <w:t xml:space="preserve">Fluxograma criado originalmente por</w:t>
+    <w:bookmarkEnd w:id="29"/>
+    <w:bookmarkStart w:id="30" w:name="retorno-feedback-loop"/>
+    <w:p>
+      <w:pPr>
+        <w:pStyle w:val="Heading3"/>
+      </w:pPr>
+      <w:r>
+        <w:t xml:space="preserve">7. Retorno (Feedback Loop) </w:t>
+      </w:r>
+    </w:p>
+    <w:p>
+      <w:pPr>
+        <w:pStyle w:val="Compact"/>
+        <w:numPr>
+          <w:ilvl w:val="0"/>
+          <w:numId w:val="1007"/>
+        </w:numPr>
+      </w:pPr>
+      <w:r>
+        <w:t xml:space="preserve">Se o usuário</w:t>
       </w:r>
       <w:r>
         <w:t xml:space="preserve"> </w:t>
@@ -1136,39 +499,64 @@
           <w:b/>
           <w:bCs/>
         </w:rPr>
-        <w:t xml:space="preserve">Artur + Marcos Vinicius</w:t>
-      </w:r>
-      <w:r>
-        <w:t xml:space="preserve">, refatorado e documentado em 25/06/2026.</w:t>
-      </w:r>
-    </w:p>
-    <w:p>
-      <w:r>
-        <w:pict>
-          <v:rect style="width:0;height:1.5pt" o:hralign="center" o:hrstd="t" o:hr="t"/>
-        </w:pict>
-      </w:r>
-    </w:p>
-    <w:bookmarkEnd w:id="29"/>
-    <w:bookmarkStart w:id="31" w:name="checklist-de-implementação"/>
+        <w:t xml:space="preserve">não comparece</w:t>
+      </w:r>
+      <w:r>
+        <w:t xml:space="preserve"> </w:t>
+      </w:r>
+      <w:r>
+        <w:t xml:space="preserve">quando chamado  retorna ao passo de solicitação de atendimento</w:t>
+      </w:r>
+    </w:p>
+    <w:p>
+      <w:pPr>
+        <w:pStyle w:val="Compact"/>
+        <w:numPr>
+          <w:ilvl w:val="0"/>
+          <w:numId w:val="1007"/>
+        </w:numPr>
+      </w:pPr>
+      <w:r>
+        <w:t xml:space="preserve">Se o atendimento é concluído  sistema oferece opção de</w:t>
+      </w:r>
+      <w:r>
+        <w:t xml:space="preserve"> </w:t>
+      </w:r>
+      <w:r>
+        <w:rPr>
+          <w:b/>
+          <w:bCs/>
+        </w:rPr>
+        <w:t xml:space="preserve">retorno</w:t>
+      </w:r>
+      <w:r>
+        <w:t xml:space="preserve"> </w:t>
+      </w:r>
+      <w:r>
+        <w:t xml:space="preserve">(nova solicitação)</w:t>
+      </w:r>
+    </w:p>
+    <w:p>
+      <w:pPr>
+        <w:pStyle w:val="Compact"/>
+        <w:numPr>
+          <w:ilvl w:val="0"/>
+          <w:numId w:val="1007"/>
+        </w:numPr>
+      </w:pPr>
+      <w:r>
+        <w:t xml:space="preserve">O fluxo reinicia a partir da etapa de escolha do tipo de atendimento</w:t>
+      </w:r>
+    </w:p>
+    <w:bookmarkEnd w:id="30"/>
+    <w:bookmarkEnd w:id="31"/>
+    <w:bookmarkStart w:id="32" w:name="checklist-de-implementação"/>
     <w:p>
       <w:pPr>
         <w:pStyle w:val="Heading2"/>
       </w:pPr>
       <w:r>
-        <w:t xml:space="preserve">📋 Checklist de Implementação</w:t>
-      </w:r>
-    </w:p>
-    <w:p>
-      <w:pPr>
-        <w:pStyle w:val="Compact"/>
-        <w:numPr>
-          <w:ilvl w:val="0"/>
-          <w:numId w:val="1007"/>
-        </w:numPr>
-      </w:pPr>
-      <w:r>
-        <w:t xml:space="preserve">Entrada do paciente (cadastro/login)</w:t>
+        <w:t xml:space="preserve"> Checklist de Implementação</w:t>
       </w:r>
     </w:p>
     <w:p>
@@ -1180,97 +568,95 @@
         </w:numPr>
       </w:pPr>
       <w:r>
-        <w:t xml:space="preserve">Tipo de fila (comum vs prioritária)</w:t>
-      </w:r>
-    </w:p>
-    <w:p>
-      <w:pPr>
-        <w:pStyle w:val="Compact"/>
-        <w:numPr>
-          <w:ilvl w:val="0"/>
-          <w:numId w:val="1009"/>
-        </w:numPr>
-      </w:pPr>
-      <w:r>
-        <w:t xml:space="preserve">Algoritmo de chamada (ordem + prioridade)</w:t>
-      </w:r>
-    </w:p>
-    <w:p>
-      <w:pPr>
-        <w:pStyle w:val="Compact"/>
-        <w:numPr>
-          <w:ilvl w:val="0"/>
-          <w:numId w:val="1010"/>
-        </w:numPr>
-      </w:pPr>
-      <w:r>
-        <w:t xml:space="preserve">Notificação ao paciente (antecipada para 2º da fila)</w:t>
-      </w:r>
-    </w:p>
-    <w:p>
-      <w:pPr>
-        <w:pStyle w:val="Compact"/>
-        <w:numPr>
-          <w:ilvl w:val="0"/>
-          <w:numId w:val="1011"/>
-        </w:numPr>
-      </w:pPr>
-      <w:r>
-        <w:t xml:space="preserve">Painel de acompanhamento</w:t>
-      </w:r>
-    </w:p>
-    <w:p>
-      <w:pPr>
-        <w:pStyle w:val="Compact"/>
-        <w:numPr>
-          <w:ilvl w:val="0"/>
-          <w:numId w:val="1012"/>
-        </w:numPr>
-      </w:pPr>
-      <w:r>
-        <w:t xml:space="preserve">Cálculo de tempo médio</w:t>
-      </w:r>
-    </w:p>
-    <w:p>
-      <w:pPr>
-        <w:pStyle w:val="Compact"/>
-        <w:numPr>
-          <w:ilvl w:val="0"/>
-          <w:numId w:val="1013"/>
-        </w:numPr>
-      </w:pPr>
-      <w:r>
-        <w:t xml:space="preserve">Atualização automática da fila</w:t>
-      </w:r>
-    </w:p>
-    <w:p>
-      <w:r>
-        <w:pict>
-          <v:rect style="width:0;height:1.5pt" o:hralign="center" o:hrstd="t" o:hr="t"/>
-        </w:pict>
-      </w:r>
-    </w:p>
-    <w:p>
-      <w:pPr>
-        <w:pStyle w:val="BlockText"/>
-      </w:pPr>
-      <w:r>
-        <w:t xml:space="preserve">🔗</w:t>
-      </w:r>
-      <w:r>
-        <w:t xml:space="preserve"> </w:t>
-      </w:r>
-      <w:hyperlink r:id="rId30">
-        <w:r>
-          <w:rPr>
-            <w:rStyle w:val="Hyperlink"/>
-          </w:rPr>
-          <w:t xml:space="preserve">Voltar ao Index Geral</w:t>
-        </w:r>
-      </w:hyperlink>
-    </w:p>
-    <w:bookmarkEnd w:id="31"/>
+        <w:t xml:space="preserve"> Entrada do paciente (cadastro/login)</w:t>
+      </w:r>
+    </w:p>
+    <w:p>
+      <w:pPr>
+        <w:pStyle w:val="Compact"/>
+        <w:numPr>
+          <w:ilvl w:val="0"/>
+          <w:numId w:val="1008"/>
+        </w:numPr>
+      </w:pPr>
+      <w:r>
+        <w:t xml:space="preserve"> Tipo de fila (comum vs prioritária)</w:t>
+      </w:r>
+    </w:p>
+    <w:p>
+      <w:pPr>
+        <w:pStyle w:val="Compact"/>
+        <w:numPr>
+          <w:ilvl w:val="0"/>
+          <w:numId w:val="1008"/>
+        </w:numPr>
+      </w:pPr>
+      <w:r>
+        <w:t xml:space="preserve"> Algoritmo de chamada (ordem + prioridade)</w:t>
+      </w:r>
+    </w:p>
+    <w:p>
+      <w:pPr>
+        <w:pStyle w:val="Compact"/>
+        <w:numPr>
+          <w:ilvl w:val="0"/>
+          <w:numId w:val="1008"/>
+        </w:numPr>
+      </w:pPr>
+      <w:r>
+        <w:t xml:space="preserve"> Notificação ao paciente (antecipada para 2º da fila)</w:t>
+      </w:r>
+    </w:p>
+    <w:p>
+      <w:pPr>
+        <w:pStyle w:val="Compact"/>
+        <w:numPr>
+          <w:ilvl w:val="0"/>
+          <w:numId w:val="1008"/>
+        </w:numPr>
+      </w:pPr>
+      <w:r>
+        <w:t xml:space="preserve"> Painel de acompanhamento</w:t>
+      </w:r>
+    </w:p>
+    <w:p>
+      <w:pPr>
+        <w:pStyle w:val="Compact"/>
+        <w:numPr>
+          <w:ilvl w:val="0"/>
+          <w:numId w:val="1008"/>
+        </w:numPr>
+      </w:pPr>
+      <w:r>
+        <w:t xml:space="preserve"> Cálculo de tempo médio</w:t>
+      </w:r>
+    </w:p>
+    <w:p>
+      <w:pPr>
+        <w:pStyle w:val="Compact"/>
+        <w:numPr>
+          <w:ilvl w:val="0"/>
+          <w:numId w:val="1008"/>
+        </w:numPr>
+      </w:pPr>
+      <w:r>
+        <w:t xml:space="preserve"> Atualização automática da fila</w:t>
+      </w:r>
+    </w:p>
+    <w:p>
+      <w:pPr>
+        <w:pStyle w:val="Compact"/>
+        <w:numPr>
+          <w:ilvl w:val="0"/>
+          <w:numId w:val="1008"/>
+        </w:numPr>
+      </w:pPr>
+      <w:r>
+        <w:t xml:space="preserve"> Retorno / feedback loop (não comparecimento + nova solicitação)</w:t>
+      </w:r>
+    </w:p>
     <w:bookmarkEnd w:id="32"/>
+    <w:bookmarkEnd w:id="33"/>
     <w:sectPr/>
   </w:body>
 </w:document>
@@ -1478,82 +864,6 @@
       <w:rPr>
         <w:rFonts w:ascii="Wingdings" w:hAnsi="Wingdings" w:cs="Wingdings" w:hint="default"/>
       </w:rPr>
-    </w:lvl>
-  </w:abstractNum>
-  <w:abstractNum w:abstractNumId="993">
-    <w:nsid w:val="0000A993"/>
-    <w:multiLevelType w:val="multilevel"/>
-    <w:lvl w:ilvl="0">
-      <w:numFmt w:val="bullet"/>
-      <w:lvlText w:val="☒"/>
-      <w:lvlJc w:val="left"/>
-      <w:pPr>
-        <w:ind w:left="720" w:hanging="360"/>
-      </w:pPr>
-    </w:lvl>
-    <w:lvl w:ilvl="1">
-      <w:numFmt w:val="bullet"/>
-      <w:lvlText w:val="☒"/>
-      <w:lvlJc w:val="left"/>
-      <w:pPr>
-        <w:ind w:left="1440" w:hanging="360"/>
-      </w:pPr>
-    </w:lvl>
-    <w:lvl w:ilvl="2">
-      <w:numFmt w:val="bullet"/>
-      <w:lvlText w:val="☒"/>
-      <w:lvlJc w:val="left"/>
-      <w:pPr>
-        <w:ind w:left="2160" w:hanging="360"/>
-      </w:pPr>
-    </w:lvl>
-    <w:lvl w:ilvl="3">
-      <w:numFmt w:val="bullet"/>
-      <w:lvlText w:val="☒"/>
-      <w:lvlJc w:val="left"/>
-      <w:pPr>
-        <w:ind w:left="2880" w:hanging="360"/>
-      </w:pPr>
-    </w:lvl>
-    <w:lvl w:ilvl="4">
-      <w:numFmt w:val="bullet"/>
-      <w:lvlText w:val="☒"/>
-      <w:lvlJc w:val="left"/>
-      <w:pPr>
-        <w:ind w:left="3600" w:hanging="360"/>
-      </w:pPr>
-    </w:lvl>
-    <w:lvl w:ilvl="5">
-      <w:numFmt w:val="bullet"/>
-      <w:lvlText w:val="☒"/>
-      <w:lvlJc w:val="left"/>
-      <w:pPr>
-        <w:ind w:left="4320" w:hanging="360"/>
-      </w:pPr>
-    </w:lvl>
-    <w:lvl w:ilvl="6">
-      <w:numFmt w:val="bullet"/>
-      <w:lvlText w:val="☒"/>
-      <w:lvlJc w:val="left"/>
-      <w:pPr>
-        <w:ind w:left="5040" w:hanging="360"/>
-      </w:pPr>
-    </w:lvl>
-    <w:lvl w:ilvl="7">
-      <w:numFmt w:val="bullet"/>
-      <w:lvlText w:val="☒"/>
-      <w:lvlJc w:val="left"/>
-      <w:pPr>
-        <w:ind w:left="5760" w:hanging="360"/>
-      </w:pPr>
-    </w:lvl>
-    <w:lvl w:ilvl="8">
-      <w:numFmt w:val="bullet"/>
-      <w:lvlText w:val="☒"/>
-      <w:lvlJc w:val="left"/>
-      <w:pPr>
-        <w:ind w:left="6480" w:hanging="360"/>
-      </w:pPr>
     </w:lvl>
   </w:abstractNum>
   <w:num w:numId="1000">
@@ -1578,25 +888,10 @@
     <w:abstractNumId w:val="991"/>
   </w:num>
   <w:num w:numId="1007">
-    <w:abstractNumId w:val="993"/>
+    <w:abstractNumId w:val="991"/>
   </w:num>
   <w:num w:numId="1008">
-    <w:abstractNumId w:val="993"/>
-  </w:num>
-  <w:num w:numId="1009">
-    <w:abstractNumId w:val="993"/>
-  </w:num>
-  <w:num w:numId="1010">
-    <w:abstractNumId w:val="993"/>
-  </w:num>
-  <w:num w:numId="1011">
-    <w:abstractNumId w:val="993"/>
-  </w:num>
-  <w:num w:numId="1012">
-    <w:abstractNumId w:val="993"/>
-  </w:num>
-  <w:num w:numId="1013">
-    <w:abstractNumId w:val="993"/>
+    <w:abstractNumId w:val="991"/>
   </w:num>
 </w:numbering>
 </file>

--- a/disciplinas/gcetens843-projeto-algoritmo-i/atividades/trabalhos/projeto-algoritmos/fluxograma.docx
+++ b/disciplinas/gcetens843-projeto-algoritmo-i/atividades/trabalhos/projeto-algoritmos/fluxograma.docx
@@ -2,85 +2,133 @@
 <file path=word/document.xml><?xml version="1.0" encoding="utf-8"?>
 <w:document xmlns:w="http://schemas.openxmlformats.org/wordprocessingml/2006/main" xmlns:m="http://schemas.openxmlformats.org/officeDocument/2006/math" xmlns:r="http://schemas.openxmlformats.org/officeDocument/2006/relationships" xmlns:o="urn:schemas-microsoft-com:office:office" xmlns:v="urn:schemas-microsoft-com:vml" xmlns:w10="urn:schemas-microsoft-com:office:word" xmlns:a="http://schemas.openxmlformats.org/drawingml/2006/main" xmlns:pic="http://schemas.openxmlformats.org/drawingml/2006/picture" xmlns:wp="http://schemas.openxmlformats.org/drawingml/2006/wordprocessingDrawing">
   <w:body>
-    <w:p>
-      <w:pPr>
-        <w:pStyle w:val="Title"/>
-      </w:pPr>
-      <w:r>
-        <w:t xml:space="preserve">Fluxograma - FilaClara</w:t>
-      </w:r>
-    </w:p>
-    <w:bookmarkStart w:id="33" w:name="fluxograma-do-sistema-filaclara"/>
+    <w:bookmarkStart w:id="32" w:name="fluxograma-do-sistema-minhafila"/>
     <w:p>
       <w:pPr>
         <w:pStyle w:val="Heading1"/>
       </w:pPr>
       <w:r>
-        <w:t xml:space="preserve">Fluxograma do Sistema  FilaClara</w:t>
-      </w:r>
-    </w:p>
-    <w:bookmarkStart w:id="23" w:name="fluxograma-completo"/>
+        <w:t xml:space="preserve">Fluxograma do Sistema — MinhaFila</w:t>
+      </w:r>
+    </w:p>
+    <w:p>
+      <w:pPr>
+        <w:pStyle w:val="BlockText"/>
+      </w:pPr>
+      <w:r>
+        <w:rPr>
+          <w:b/>
+          <w:bCs/>
+        </w:rPr>
+        <w:t xml:space="preserve">Status:</w:t>
+      </w:r>
+      <w:r>
+        <w:t xml:space="preserve"> </w:t>
+      </w:r>
+      <w:r>
+        <w:t xml:space="preserve">✅ Finalizado</w:t>
+      </w:r>
+      <w:r>
+        <w:t xml:space="preserve"> </w:t>
+      </w:r>
+      <w:r>
+        <w:rPr>
+          <w:b/>
+          <w:bCs/>
+        </w:rPr>
+        <w:t xml:space="preserve">Arquivo original:</w:t>
+      </w:r>
+      <w:r>
+        <w:t xml:space="preserve"> </w:t>
+      </w:r>
+      <w:hyperlink r:id="rId20">
+        <w:r>
+          <w:rPr>
+            <w:rStyle w:val="VerbatimChar"/>
+          </w:rPr>
+          <w:t xml:space="preserve">assets/fluxograma.jpeg</w:t>
+        </w:r>
+      </w:hyperlink>
+      <w:r>
+        <w:t xml:space="preserve"> </w:t>
+      </w:r>
+      <w:r>
+        <w:rPr>
+          <w:b/>
+          <w:bCs/>
+        </w:rPr>
+        <w:t xml:space="preserve">Criado por:</w:t>
+      </w:r>
+      <w:r>
+        <w:t xml:space="preserve"> </w:t>
+      </w:r>
+      <w:r>
+        <w:t xml:space="preserve">Artur + Marcos Vinicius</w:t>
+      </w:r>
+      <w:r>
+        <w:t xml:space="preserve"> </w:t>
+      </w:r>
+      <w:r>
+        <w:rPr>
+          <w:b/>
+          <w:bCs/>
+        </w:rPr>
+        <w:t xml:space="preserve">Data:</w:t>
+      </w:r>
+      <w:r>
+        <w:t xml:space="preserve"> </w:t>
+      </w:r>
+      <w:r>
+        <w:t xml:space="preserve">25/06/2026 (atualizado 26/06/2026)</w:t>
+      </w:r>
+    </w:p>
+    <w:p>
+      <w:r>
+        <w:pict>
+          <v:rect style="width:0;height:1.5pt" o:hralign="center" o:hrstd="t" o:hr="t"/>
+        </w:pict>
+      </w:r>
+    </w:p>
+    <w:bookmarkStart w:id="21" w:name="fluxograma-completo"/>
     <w:p>
       <w:pPr>
         <w:pStyle w:val="Heading2"/>
       </w:pPr>
       <w:r>
-        <w:t xml:space="preserve"> Fluxograma Completo</w:t>
-      </w:r>
-    </w:p>
-    <w:p>
-      <w:pPr>
-        <w:pStyle w:val="CaptionedFigure"/>
-      </w:pPr>
-      <w:r>
-        <w:drawing>
-          <wp:inline>
-            <wp:extent cx="5334000" cy="11272271"/>
-            <wp:effectExtent b="0" l="0" r="0" t="0"/>
-            <wp:docPr descr="Fluxograma FilaClara" title="" id="21" name="Picture"/>
-            <a:graphic>
-              <a:graphicData uri="http://schemas.openxmlformats.org/drawingml/2006/picture">
-                <pic:pic>
-                  <pic:nvPicPr>
-                    <pic:cNvPr descr="assets/fluxograma.jpeg" id="22" name="Picture"/>
-                    <pic:cNvPicPr>
-                      <a:picLocks noChangeArrowheads="1" noChangeAspect="1"/>
-                    </pic:cNvPicPr>
-                  </pic:nvPicPr>
-                  <pic:blipFill>
-                    <a:blip r:embed="rId20"/>
-                    <a:stretch>
-                      <a:fillRect/>
-                    </a:stretch>
-                  </pic:blipFill>
-                  <pic:spPr bwMode="auto">
-                    <a:xfrm>
-                      <a:off x="0" y="0"/>
-                      <a:ext cx="5334000" cy="11272271"/>
-                    </a:xfrm>
-                    <a:prstGeom prst="rect">
-                      <a:avLst/>
-                    </a:prstGeom>
-                    <a:noFill/>
-                    <a:ln w="9525">
-                      <a:noFill/>
-                      <a:headEnd/>
-                      <a:tailEnd/>
-                    </a:ln>
-                  </pic:spPr>
-                </pic:pic>
-              </a:graphicData>
-            </a:graphic>
-          </wp:inline>
-        </w:drawing>
-      </w:r>
-    </w:p>
+        <w:t xml:space="preserve">🖼️ Fluxograma Completo</w:t>
+      </w:r>
+    </w:p>
+    <w:tbl>
+      <w:tblPr>
+        <w:tblStyle w:val="FigureTable"/>
+        <w:tblW w:type="auto" w:w="0"/>
+        <w:jc w:val="center"/>
+        <w:tblLook w:firstRow="0" w:lastRow="0" w:firstColumn="0" w:lastColumn="0"/>
+      </w:tblPr>
+      <w:tblGrid>
+        <w:gridCol w:w="7920"/>
+      </w:tblGrid>
+      <w:tr>
+        <w:tc>
+          <w:tcPr/>
+          <w:p>
+            <w:pPr>
+              <w:pStyle w:val="Compact"/>
+              <w:jc w:val="center"/>
+            </w:pPr>
+            <w:r>
+              <w:t xml:space="preserve">Fluxograma MinhaFila</w:t>
+            </w:r>
+          </w:p>
+        </w:tc>
+      </w:tr>
+    </w:tbl>
     <w:p>
       <w:pPr>
         <w:pStyle w:val="ImageCaption"/>
       </w:pPr>
       <w:r>
-        <w:t xml:space="preserve">Fluxograma FilaClara</w:t>
+        <w:t xml:space="preserve">Fluxograma MinhaFila</w:t>
       </w:r>
     </w:p>
     <w:p>
@@ -95,103 +143,110 @@
         <w:t xml:space="preserve">Clique na imagem para visualizar em tamanho real (715×1511 px)</w:t>
       </w:r>
     </w:p>
+    <w:p>
+      <w:r>
+        <w:pict>
+          <v:rect style="width:0;height:1.5pt" o:hralign="center" o:hrstd="t" o:hr="t"/>
+        </w:pict>
+      </w:r>
+    </w:p>
+    <w:bookmarkEnd w:id="21"/>
+    <w:bookmarkStart w:id="31" w:name="detalhamento-de-cada-etapa"/>
+    <w:p>
+      <w:pPr>
+        <w:pStyle w:val="Heading2"/>
+      </w:pPr>
+      <w:r>
+        <w:t xml:space="preserve">🔍 Detalhamento de Cada Etapa</w:t>
+      </w:r>
+    </w:p>
+    <w:bookmarkStart w:id="22" w:name="entrada-no-sistema"/>
+    <w:p>
+      <w:pPr>
+        <w:pStyle w:val="Heading3"/>
+      </w:pPr>
+      <w:r>
+        <w:t xml:space="preserve">1. Entrada no Sistema</w:t>
+      </w:r>
+    </w:p>
+    <w:p>
+      <w:pPr>
+        <w:pStyle w:val="Compact"/>
+        <w:numPr>
+          <w:ilvl w:val="0"/>
+          <w:numId w:val="1001"/>
+        </w:numPr>
+      </w:pPr>
+      <w:r>
+        <w:t xml:space="preserve">Usuário acessa o aplicativo (web ou mobile)</w:t>
+      </w:r>
+    </w:p>
+    <w:p>
+      <w:pPr>
+        <w:pStyle w:val="Compact"/>
+        <w:numPr>
+          <w:ilvl w:val="0"/>
+          <w:numId w:val="1001"/>
+        </w:numPr>
+      </w:pPr>
+      <w:r>
+        <w:t xml:space="preserve">Se já tem cadastro → faz login</w:t>
+      </w:r>
+    </w:p>
+    <w:p>
+      <w:pPr>
+        <w:pStyle w:val="Compact"/>
+        <w:numPr>
+          <w:ilvl w:val="0"/>
+          <w:numId w:val="1001"/>
+        </w:numPr>
+      </w:pPr>
+      <w:r>
+        <w:t xml:space="preserve">Se não tem → realiza cadastro rápido</w:t>
+      </w:r>
+    </w:p>
+    <w:bookmarkEnd w:id="22"/>
+    <w:bookmarkStart w:id="23" w:name="solicitação-de-atendimento"/>
+    <w:p>
+      <w:pPr>
+        <w:pStyle w:val="Heading3"/>
+      </w:pPr>
+      <w:r>
+        <w:t xml:space="preserve">2. Solicitação de Atendimento</w:t>
+      </w:r>
+    </w:p>
+    <w:p>
+      <w:pPr>
+        <w:pStyle w:val="Compact"/>
+        <w:numPr>
+          <w:ilvl w:val="0"/>
+          <w:numId w:val="1002"/>
+        </w:numPr>
+      </w:pPr>
+      <w:r>
+        <w:t xml:space="preserve">Usuário escolhe o estabelecimento/unidade</w:t>
+      </w:r>
+    </w:p>
+    <w:p>
+      <w:pPr>
+        <w:pStyle w:val="Compact"/>
+        <w:numPr>
+          <w:ilvl w:val="0"/>
+          <w:numId w:val="1002"/>
+        </w:numPr>
+      </w:pPr>
+      <w:r>
+        <w:t xml:space="preserve">Seleciona o tipo de serviço (atendimento comum, prioritário, retorno, informação)</w:t>
+      </w:r>
+    </w:p>
     <w:bookmarkEnd w:id="23"/>
-    <w:bookmarkStart w:id="31" w:name="detalhamento-de-cada-etapa"/>
-    <w:p>
-      <w:pPr>
-        <w:pStyle w:val="Heading2"/>
-      </w:pPr>
-      <w:r>
-        <w:t xml:space="preserve"> Detalhamento de Cada Etapa</w:t>
-      </w:r>
-    </w:p>
-    <w:bookmarkStart w:id="24" w:name="entrada-no-sistema"/>
+    <w:bookmarkStart w:id="24" w:name="decisão-é-prioridade"/>
     <w:p>
       <w:pPr>
         <w:pStyle w:val="Heading3"/>
       </w:pPr>
       <w:r>
-        <w:t xml:space="preserve">1. Entrada no Sistema</w:t>
-      </w:r>
-    </w:p>
-    <w:p>
-      <w:pPr>
-        <w:pStyle w:val="Compact"/>
-        <w:numPr>
-          <w:ilvl w:val="0"/>
-          <w:numId w:val="1001"/>
-        </w:numPr>
-      </w:pPr>
-      <w:r>
-        <w:t xml:space="preserve">Usuário acessa o aplicativo (web ou mobile)</w:t>
-      </w:r>
-    </w:p>
-    <w:p>
-      <w:pPr>
-        <w:pStyle w:val="Compact"/>
-        <w:numPr>
-          <w:ilvl w:val="0"/>
-          <w:numId w:val="1001"/>
-        </w:numPr>
-      </w:pPr>
-      <w:r>
-        <w:t xml:space="preserve">Se já tem cadastro  faz login</w:t>
-      </w:r>
-    </w:p>
-    <w:p>
-      <w:pPr>
-        <w:pStyle w:val="Compact"/>
-        <w:numPr>
-          <w:ilvl w:val="0"/>
-          <w:numId w:val="1001"/>
-        </w:numPr>
-      </w:pPr>
-      <w:r>
-        <w:t xml:space="preserve">Se não tem  realiza cadastro rápido</w:t>
-      </w:r>
-    </w:p>
-    <w:bookmarkEnd w:id="24"/>
-    <w:bookmarkStart w:id="25" w:name="solicitação-de-atendimento"/>
-    <w:p>
-      <w:pPr>
-        <w:pStyle w:val="Heading3"/>
-      </w:pPr>
-      <w:r>
-        <w:t xml:space="preserve">2. Solicitação de Atendimento</w:t>
-      </w:r>
-    </w:p>
-    <w:p>
-      <w:pPr>
-        <w:pStyle w:val="Compact"/>
-        <w:numPr>
-          <w:ilvl w:val="0"/>
-          <w:numId w:val="1002"/>
-        </w:numPr>
-      </w:pPr>
-      <w:r>
-        <w:t xml:space="preserve">Usuário escolhe a clínica/unidade</w:t>
-      </w:r>
-    </w:p>
-    <w:p>
-      <w:pPr>
-        <w:pStyle w:val="Compact"/>
-        <w:numPr>
-          <w:ilvl w:val="0"/>
-          <w:numId w:val="1002"/>
-        </w:numPr>
-      </w:pPr>
-      <w:r>
-        <w:t xml:space="preserve">Seleciona o tipo de atendimento (consulta comum, exame, prioritário, retorno, triagem)</w:t>
-      </w:r>
-    </w:p>
-    <w:bookmarkEnd w:id="25"/>
-    <w:bookmarkStart w:id="26" w:name="decisão-é-prioridade"/>
-    <w:p>
-      <w:pPr>
-        <w:pStyle w:val="Heading3"/>
-      </w:pPr>
-      <w:r>
-        <w:t xml:space="preserve">3. Decisão: É Prioridade? </w:t>
+        <w:t xml:space="preserve">3. Decisão: É Prioridade?</w:t>
       </w:r>
     </w:p>
     <w:p>
@@ -213,7 +268,7 @@
         <w:t xml:space="preserve"> </w:t>
       </w:r>
       <w:r>
-        <w:t xml:space="preserve"> direcionado para</w:t>
+        <w:t xml:space="preserve">→ direcionado para</w:t>
       </w:r>
       <w:r>
         <w:t xml:space="preserve"> </w:t>
@@ -251,7 +306,7 @@
         <w:t xml:space="preserve"> </w:t>
       </w:r>
       <w:r>
-        <w:t xml:space="preserve"> direcionado para</w:t>
+        <w:t xml:space="preserve">→ direcionado para</w:t>
       </w:r>
       <w:r>
         <w:t xml:space="preserve"> </w:t>
@@ -276,8 +331,8 @@
         <w:t xml:space="preserve">Ambas as filas seguem o mesmo fluxo a partir daqui</w:t>
       </w:r>
     </w:p>
-    <w:bookmarkEnd w:id="26"/>
-    <w:bookmarkStart w:id="27" w:name="geração-de-senha"/>
+    <w:bookmarkEnd w:id="24"/>
+    <w:bookmarkStart w:id="25" w:name="geração-de-senha"/>
     <w:p>
       <w:pPr>
         <w:pStyle w:val="Heading3"/>
@@ -307,6 +362,18 @@
         <w:t xml:space="preserve">A-028</w:t>
       </w:r>
       <w:r>
+        <w:t xml:space="preserve">,</w:t>
+      </w:r>
+      <w:r>
+        <w:t xml:space="preserve"> </w:t>
+      </w:r>
+      <w:r>
+        <w:rPr>
+          <w:rStyle w:val="VerbatimChar"/>
+        </w:rPr>
+        <w:t xml:space="preserve">B-015</w:t>
+      </w:r>
+      <w:r>
         <w:t xml:space="preserve">)</w:t>
       </w:r>
     </w:p>
@@ -346,138 +413,118 @@
         <w:t xml:space="preserve">Calcula previsão inicial de atendimento</w:t>
       </w:r>
     </w:p>
+    <w:bookmarkEnd w:id="25"/>
+    <w:bookmarkStart w:id="26" w:name="chamada-e-notificação"/>
+    <w:p>
+      <w:pPr>
+        <w:pStyle w:val="Heading3"/>
+      </w:pPr>
+      <w:r>
+        <w:t xml:space="preserve">5. Chamada e Notificação</w:t>
+      </w:r>
+    </w:p>
+    <w:p>
+      <w:pPr>
+        <w:pStyle w:val="Compact"/>
+        <w:numPr>
+          <w:ilvl w:val="0"/>
+          <w:numId w:val="1005"/>
+        </w:numPr>
+      </w:pPr>
+      <w:r>
+        <w:t xml:space="preserve">Quando o usuário atinge o topo da fila → é chamado para atendimento</w:t>
+      </w:r>
+    </w:p>
+    <w:p>
+      <w:pPr>
+        <w:pStyle w:val="Compact"/>
+        <w:numPr>
+          <w:ilvl w:val="0"/>
+          <w:numId w:val="1005"/>
+        </w:numPr>
+      </w:pPr>
+      <w:r>
+        <w:t xml:space="preserve">Notificação antecipada: o 2º usuário na fila recebe aviso para se dirigir ao local</w:t>
+      </w:r>
+    </w:p>
+    <w:p>
+      <w:pPr>
+        <w:pStyle w:val="Compact"/>
+        <w:numPr>
+          <w:ilvl w:val="0"/>
+          <w:numId w:val="1005"/>
+        </w:numPr>
+      </w:pPr>
+      <w:r>
+        <w:t xml:space="preserve">Sistema exibe o tempo médio de atendimento em tempo real</w:t>
+      </w:r>
+    </w:p>
+    <w:bookmarkEnd w:id="26"/>
+    <w:bookmarkStart w:id="27" w:name="atendimento-e-finalização"/>
+    <w:p>
+      <w:pPr>
+        <w:pStyle w:val="Heading3"/>
+      </w:pPr>
+      <w:r>
+        <w:t xml:space="preserve">6. Atendimento e Finalização</w:t>
+      </w:r>
+    </w:p>
+    <w:p>
+      <w:pPr>
+        <w:pStyle w:val="Compact"/>
+        <w:numPr>
+          <w:ilvl w:val="0"/>
+          <w:numId w:val="1006"/>
+        </w:numPr>
+      </w:pPr>
+      <w:r>
+        <w:t xml:space="preserve">Usuário é atendido</w:t>
+      </w:r>
+    </w:p>
+    <w:p>
+      <w:pPr>
+        <w:pStyle w:val="Compact"/>
+        <w:numPr>
+          <w:ilvl w:val="0"/>
+          <w:numId w:val="1006"/>
+        </w:numPr>
+      </w:pPr>
+      <w:r>
+        <w:t xml:space="preserve">Sistema o exclui da fila</w:t>
+      </w:r>
+    </w:p>
+    <w:p>
+      <w:pPr>
+        <w:pStyle w:val="Compact"/>
+        <w:numPr>
+          <w:ilvl w:val="0"/>
+          <w:numId w:val="1006"/>
+        </w:numPr>
+      </w:pPr>
+      <w:r>
+        <w:t xml:space="preserve">Fila é atualizada automaticamente</w:t>
+      </w:r>
+    </w:p>
+    <w:p>
+      <w:pPr>
+        <w:pStyle w:val="Compact"/>
+        <w:numPr>
+          <w:ilvl w:val="0"/>
+          <w:numId w:val="1006"/>
+        </w:numPr>
+      </w:pPr>
+      <w:r>
+        <w:t xml:space="preserve">Próximo usuário no topo é chamado</w:t>
+      </w:r>
+    </w:p>
     <w:bookmarkEnd w:id="27"/>
-    <w:bookmarkStart w:id="28" w:name="chamada-e-notificação"/>
+    <w:bookmarkStart w:id="28" w:name="retorno-feedback-loop"/>
     <w:p>
       <w:pPr>
         <w:pStyle w:val="Heading3"/>
       </w:pPr>
       <w:r>
-        <w:t xml:space="preserve">5. Chamada e Notificação</w:t>
-      </w:r>
-    </w:p>
-    <w:p>
-      <w:pPr>
-        <w:pStyle w:val="Compact"/>
-        <w:numPr>
-          <w:ilvl w:val="0"/>
-          <w:numId w:val="1005"/>
-        </w:numPr>
-      </w:pPr>
-      <w:r>
-        <w:rPr>
-          <w:b/>
-          <w:bCs/>
-        </w:rPr>
-        <w:t xml:space="preserve">Quando o usuário atinge o topo da fila</w:t>
-      </w:r>
-      <w:r>
-        <w:t xml:space="preserve"> </w:t>
-      </w:r>
-      <w:r>
-        <w:t xml:space="preserve"> é chamado para atendimento</w:t>
-      </w:r>
-    </w:p>
-    <w:p>
-      <w:pPr>
-        <w:pStyle w:val="Compact"/>
-        <w:numPr>
-          <w:ilvl w:val="0"/>
-          <w:numId w:val="1005"/>
-        </w:numPr>
-      </w:pPr>
-      <w:r>
-        <w:rPr>
-          <w:b/>
-          <w:bCs/>
-        </w:rPr>
-        <w:t xml:space="preserve">Notificação antecipada:</w:t>
-      </w:r>
-      <w:r>
-        <w:t xml:space="preserve"> </w:t>
-      </w:r>
-      <w:r>
-        <w:t xml:space="preserve">o 2º usuário na fila recebe aviso para se dirigir ao local</w:t>
-      </w:r>
-    </w:p>
-    <w:p>
-      <w:pPr>
-        <w:pStyle w:val="Compact"/>
-        <w:numPr>
-          <w:ilvl w:val="0"/>
-          <w:numId w:val="1005"/>
-        </w:numPr>
-      </w:pPr>
-      <w:r>
-        <w:t xml:space="preserve">Sistema exibe o tempo médio de atendimento em tempo real</w:t>
-      </w:r>
-    </w:p>
-    <w:bookmarkEnd w:id="28"/>
-    <w:bookmarkStart w:id="29" w:name="atendimento-e-finalização"/>
-    <w:p>
-      <w:pPr>
-        <w:pStyle w:val="Heading3"/>
-      </w:pPr>
-      <w:r>
-        <w:t xml:space="preserve">6. Atendimento e Finalização</w:t>
-      </w:r>
-    </w:p>
-    <w:p>
-      <w:pPr>
-        <w:pStyle w:val="Compact"/>
-        <w:numPr>
-          <w:ilvl w:val="0"/>
-          <w:numId w:val="1006"/>
-        </w:numPr>
-      </w:pPr>
-      <w:r>
-        <w:t xml:space="preserve">Usuário é atendido</w:t>
-      </w:r>
-    </w:p>
-    <w:p>
-      <w:pPr>
-        <w:pStyle w:val="Compact"/>
-        <w:numPr>
-          <w:ilvl w:val="0"/>
-          <w:numId w:val="1006"/>
-        </w:numPr>
-      </w:pPr>
-      <w:r>
-        <w:t xml:space="preserve">Sistema o exclui da fila</w:t>
-      </w:r>
-    </w:p>
-    <w:p>
-      <w:pPr>
-        <w:pStyle w:val="Compact"/>
-        <w:numPr>
-          <w:ilvl w:val="0"/>
-          <w:numId w:val="1006"/>
-        </w:numPr>
-      </w:pPr>
-      <w:r>
-        <w:t xml:space="preserve">Fila é atualizada automaticamente</w:t>
-      </w:r>
-    </w:p>
-    <w:p>
-      <w:pPr>
-        <w:pStyle w:val="Compact"/>
-        <w:numPr>
-          <w:ilvl w:val="0"/>
-          <w:numId w:val="1006"/>
-        </w:numPr>
-      </w:pPr>
-      <w:r>
-        <w:t xml:space="preserve">Próximo usuário no topo é chamado</w:t>
-      </w:r>
-    </w:p>
-    <w:bookmarkEnd w:id="29"/>
-    <w:bookmarkStart w:id="30" w:name="retorno-feedback-loop"/>
-    <w:p>
-      <w:pPr>
-        <w:pStyle w:val="Heading3"/>
-      </w:pPr>
-      <w:r>
-        <w:t xml:space="preserve">7. Retorno (Feedback Loop) </w:t>
+        <w:t xml:space="preserve">7. Retorno (Feedback Loop)</w:t>
       </w:r>
     </w:p>
     <w:p>
@@ -505,7 +552,7 @@
         <w:t xml:space="preserve"> </w:t>
       </w:r>
       <w:r>
-        <w:t xml:space="preserve">quando chamado  retorna ao passo de solicitação de atendimento</w:t>
+        <w:t xml:space="preserve">quando chamado → retorna ao passo de solicitação de atendimento</w:t>
       </w:r>
     </w:p>
     <w:p>
@@ -517,7 +564,7 @@
         </w:numPr>
       </w:pPr>
       <w:r>
-        <w:t xml:space="preserve">Se o atendimento é concluído  sistema oferece opção de</w:t>
+        <w:t xml:space="preserve">Se o atendimento é concluído → sistema oferece opção de</w:t>
       </w:r>
       <w:r>
         <w:t xml:space="preserve"> </w:t>
@@ -548,115 +595,141 @@
         <w:t xml:space="preserve">O fluxo reinicia a partir da etapa de escolha do tipo de atendimento</w:t>
       </w:r>
     </w:p>
+    <w:bookmarkEnd w:id="28"/>
+    <w:bookmarkStart w:id="30" w:name="funcionalidades-do-sistema"/>
+    <w:p>
+      <w:pPr>
+        <w:pStyle w:val="Heading3"/>
+      </w:pPr>
+      <w:r>
+        <w:t xml:space="preserve">Funcionalidades do Sistema</w:t>
+      </w:r>
+    </w:p>
+    <w:p>
+      <w:pPr>
+        <w:pStyle w:val="Compact"/>
+        <w:numPr>
+          <w:ilvl w:val="0"/>
+          <w:numId w:val="1008"/>
+        </w:numPr>
+      </w:pPr>
+      <w:r>
+        <w:t xml:space="preserve">Entrada do usuário (cadastro/login)</w:t>
+      </w:r>
+    </w:p>
+    <w:p>
+      <w:pPr>
+        <w:pStyle w:val="Compact"/>
+        <w:numPr>
+          <w:ilvl w:val="0"/>
+          <w:numId w:val="1008"/>
+        </w:numPr>
+      </w:pPr>
+      <w:r>
+        <w:t xml:space="preserve">Classificação de fila (comum vs prioritária)</w:t>
+      </w:r>
+    </w:p>
+    <w:p>
+      <w:pPr>
+        <w:pStyle w:val="Compact"/>
+        <w:numPr>
+          <w:ilvl w:val="0"/>
+          <w:numId w:val="1008"/>
+        </w:numPr>
+      </w:pPr>
+      <w:r>
+        <w:t xml:space="preserve">Algoritmo de chamada (ordem + prioridade)</w:t>
+      </w:r>
+    </w:p>
+    <w:p>
+      <w:pPr>
+        <w:pStyle w:val="Compact"/>
+        <w:numPr>
+          <w:ilvl w:val="0"/>
+          <w:numId w:val="1008"/>
+        </w:numPr>
+      </w:pPr>
+      <w:r>
+        <w:t xml:space="preserve">Notificação antecipada ao usuário</w:t>
+      </w:r>
+    </w:p>
+    <w:p>
+      <w:pPr>
+        <w:pStyle w:val="Compact"/>
+        <w:numPr>
+          <w:ilvl w:val="0"/>
+          <w:numId w:val="1008"/>
+        </w:numPr>
+      </w:pPr>
+      <w:r>
+        <w:t xml:space="preserve">Painel de acompanhamento para o estabelecimento</w:t>
+      </w:r>
+    </w:p>
+    <w:p>
+      <w:pPr>
+        <w:pStyle w:val="Compact"/>
+        <w:numPr>
+          <w:ilvl w:val="0"/>
+          <w:numId w:val="1008"/>
+        </w:numPr>
+      </w:pPr>
+      <w:r>
+        <w:t xml:space="preserve">Cálculo de tempo médio de espera</w:t>
+      </w:r>
+    </w:p>
+    <w:p>
+      <w:pPr>
+        <w:pStyle w:val="Compact"/>
+        <w:numPr>
+          <w:ilvl w:val="0"/>
+          <w:numId w:val="1008"/>
+        </w:numPr>
+      </w:pPr>
+      <w:r>
+        <w:t xml:space="preserve">Atualização automática da fila</w:t>
+      </w:r>
+    </w:p>
+    <w:p>
+      <w:pPr>
+        <w:pStyle w:val="Compact"/>
+        <w:numPr>
+          <w:ilvl w:val="0"/>
+          <w:numId w:val="1008"/>
+        </w:numPr>
+      </w:pPr>
+      <w:r>
+        <w:t xml:space="preserve">Feedback loop (não comparecimento + nova solicitação)</w:t>
+      </w:r>
+    </w:p>
+    <w:p>
+      <w:r>
+        <w:pict>
+          <v:rect style="width:0;height:1.5pt" o:hralign="center" o:hrstd="t" o:hr="t"/>
+        </w:pict>
+      </w:r>
+    </w:p>
+    <w:p>
+      <w:pPr>
+        <w:pStyle w:val="BlockText"/>
+      </w:pPr>
+      <w:r>
+        <w:t xml:space="preserve">🔗</w:t>
+      </w:r>
+      <w:r>
+        <w:t xml:space="preserve"> </w:t>
+      </w:r>
+      <w:hyperlink r:id="rId29">
+        <w:r>
+          <w:rPr>
+            <w:rStyle w:val="Hyperlink"/>
+          </w:rPr>
+          <w:t xml:space="preserve">Voltar ao Index Geral</w:t>
+        </w:r>
+      </w:hyperlink>
+    </w:p>
     <w:bookmarkEnd w:id="30"/>
     <w:bookmarkEnd w:id="31"/>
-    <w:bookmarkStart w:id="32" w:name="checklist-de-implementação"/>
-    <w:p>
-      <w:pPr>
-        <w:pStyle w:val="Heading2"/>
-      </w:pPr>
-      <w:r>
-        <w:t xml:space="preserve"> Checklist de Implementação</w:t>
-      </w:r>
-    </w:p>
-    <w:p>
-      <w:pPr>
-        <w:pStyle w:val="Compact"/>
-        <w:numPr>
-          <w:ilvl w:val="0"/>
-          <w:numId w:val="1008"/>
-        </w:numPr>
-      </w:pPr>
-      <w:r>
-        <w:t xml:space="preserve"> Entrada do paciente (cadastro/login)</w:t>
-      </w:r>
-    </w:p>
-    <w:p>
-      <w:pPr>
-        <w:pStyle w:val="Compact"/>
-        <w:numPr>
-          <w:ilvl w:val="0"/>
-          <w:numId w:val="1008"/>
-        </w:numPr>
-      </w:pPr>
-      <w:r>
-        <w:t xml:space="preserve"> Tipo de fila (comum vs prioritária)</w:t>
-      </w:r>
-    </w:p>
-    <w:p>
-      <w:pPr>
-        <w:pStyle w:val="Compact"/>
-        <w:numPr>
-          <w:ilvl w:val="0"/>
-          <w:numId w:val="1008"/>
-        </w:numPr>
-      </w:pPr>
-      <w:r>
-        <w:t xml:space="preserve"> Algoritmo de chamada (ordem + prioridade)</w:t>
-      </w:r>
-    </w:p>
-    <w:p>
-      <w:pPr>
-        <w:pStyle w:val="Compact"/>
-        <w:numPr>
-          <w:ilvl w:val="0"/>
-          <w:numId w:val="1008"/>
-        </w:numPr>
-      </w:pPr>
-      <w:r>
-        <w:t xml:space="preserve"> Notificação ao paciente (antecipada para 2º da fila)</w:t>
-      </w:r>
-    </w:p>
-    <w:p>
-      <w:pPr>
-        <w:pStyle w:val="Compact"/>
-        <w:numPr>
-          <w:ilvl w:val="0"/>
-          <w:numId w:val="1008"/>
-        </w:numPr>
-      </w:pPr>
-      <w:r>
-        <w:t xml:space="preserve"> Painel de acompanhamento</w:t>
-      </w:r>
-    </w:p>
-    <w:p>
-      <w:pPr>
-        <w:pStyle w:val="Compact"/>
-        <w:numPr>
-          <w:ilvl w:val="0"/>
-          <w:numId w:val="1008"/>
-        </w:numPr>
-      </w:pPr>
-      <w:r>
-        <w:t xml:space="preserve"> Cálculo de tempo médio</w:t>
-      </w:r>
-    </w:p>
-    <w:p>
-      <w:pPr>
-        <w:pStyle w:val="Compact"/>
-        <w:numPr>
-          <w:ilvl w:val="0"/>
-          <w:numId w:val="1008"/>
-        </w:numPr>
-      </w:pPr>
-      <w:r>
-        <w:t xml:space="preserve"> Atualização automática da fila</w:t>
-      </w:r>
-    </w:p>
-    <w:p>
-      <w:pPr>
-        <w:pStyle w:val="Compact"/>
-        <w:numPr>
-          <w:ilvl w:val="0"/>
-          <w:numId w:val="1008"/>
-        </w:numPr>
-      </w:pPr>
-      <w:r>
-        <w:t xml:space="preserve"> Retorno / feedback loop (não comparecimento + nova solicitação)</w:t>
-      </w:r>
-    </w:p>
     <w:bookmarkEnd w:id="32"/>
-    <w:bookmarkEnd w:id="33"/>
     <w:sectPr/>
   </w:body>
 </w:document>

--- a/disciplinas/gcetens843-projeto-algoritmo-i/atividades/trabalhos/projeto-algoritmos/fluxograma.docx
+++ b/disciplinas/gcetens843-projeto-algoritmo-i/atividades/trabalhos/projeto-algoritmos/fluxograma.docx
@@ -2,7 +2,7 @@
 <file path=word/document.xml><?xml version="1.0" encoding="utf-8"?>
 <w:document xmlns:w="http://schemas.openxmlformats.org/wordprocessingml/2006/main" xmlns:m="http://schemas.openxmlformats.org/officeDocument/2006/math" xmlns:r="http://schemas.openxmlformats.org/officeDocument/2006/relationships" xmlns:o="urn:schemas-microsoft-com:office:office" xmlns:v="urn:schemas-microsoft-com:vml" xmlns:w10="urn:schemas-microsoft-com:office:word" xmlns:a="http://schemas.openxmlformats.org/drawingml/2006/main" xmlns:pic="http://schemas.openxmlformats.org/drawingml/2006/picture" xmlns:wp="http://schemas.openxmlformats.org/drawingml/2006/wordprocessingDrawing">
   <w:body>
-    <w:bookmarkStart w:id="32" w:name="fluxograma-do-sistema-minhafila"/>
+    <w:bookmarkStart w:id="35" w:name="fluxograma-do-sistema-minhafila"/>
     <w:p>
       <w:pPr>
         <w:pStyle w:val="Heading1"/>
@@ -89,7 +89,7 @@
         </w:pict>
       </w:r>
     </w:p>
-    <w:bookmarkStart w:id="21" w:name="fluxograma-completo"/>
+    <w:bookmarkStart w:id="24" w:name="fluxograma-completo"/>
     <w:p>
       <w:pPr>
         <w:pStyle w:val="Heading2"/>
@@ -98,31 +98,53 @@
         <w:t xml:space="preserve">🖼️ Fluxograma Completo</w:t>
       </w:r>
     </w:p>
-    <w:tbl>
-      <w:tblPr>
-        <w:tblStyle w:val="FigureTable"/>
-        <w:tblW w:type="auto" w:w="0"/>
-        <w:jc w:val="center"/>
-        <w:tblLook w:firstRow="0" w:lastRow="0" w:firstColumn="0" w:lastColumn="0"/>
-      </w:tblPr>
-      <w:tblGrid>
-        <w:gridCol w:w="7920"/>
-      </w:tblGrid>
-      <w:tr>
-        <w:tc>
-          <w:tcPr/>
-          <w:p>
-            <w:pPr>
-              <w:pStyle w:val="Compact"/>
-              <w:jc w:val="center"/>
-            </w:pPr>
-            <w:r>
-              <w:t xml:space="preserve">Fluxograma MinhaFila</w:t>
-            </w:r>
-          </w:p>
-        </w:tc>
-      </w:tr>
-    </w:tbl>
+    <w:p>
+      <w:pPr>
+        <w:pStyle w:val="CaptionedFigure"/>
+      </w:pPr>
+      <w:r>
+        <w:drawing>
+          <wp:inline>
+            <wp:extent cx="5334000" cy="11272271"/>
+            <wp:effectExtent b="0" l="0" r="0" t="0"/>
+            <wp:docPr descr="Fluxograma MinhaFila" title="" id="22" name="Picture"/>
+            <a:graphic>
+              <a:graphicData uri="http://schemas.openxmlformats.org/drawingml/2006/picture">
+                <pic:pic>
+                  <pic:nvPicPr>
+                    <pic:cNvPr descr="assets/fluxograma.jpeg" id="23" name="Picture"/>
+                    <pic:cNvPicPr>
+                      <a:picLocks noChangeArrowheads="1" noChangeAspect="1"/>
+                    </pic:cNvPicPr>
+                  </pic:nvPicPr>
+                  <pic:blipFill>
+                    <a:blip r:embed="rId21"/>
+                    <a:stretch>
+                      <a:fillRect/>
+                    </a:stretch>
+                  </pic:blipFill>
+                  <pic:spPr bwMode="auto">
+                    <a:xfrm>
+                      <a:off x="0" y="0"/>
+                      <a:ext cx="5334000" cy="11272271"/>
+                    </a:xfrm>
+                    <a:prstGeom prst="rect">
+                      <a:avLst/>
+                    </a:prstGeom>
+                    <a:noFill/>
+                    <a:ln w="9525">
+                      <a:noFill/>
+                      <a:headEnd/>
+                      <a:tailEnd/>
+                    </a:ln>
+                  </pic:spPr>
+                </pic:pic>
+              </a:graphicData>
+            </a:graphic>
+          </wp:inline>
+        </w:drawing>
+      </w:r>
+    </w:p>
     <w:p>
       <w:pPr>
         <w:pStyle w:val="ImageCaption"/>
@@ -150,8 +172,8 @@
         </w:pict>
       </w:r>
     </w:p>
-    <w:bookmarkEnd w:id="21"/>
-    <w:bookmarkStart w:id="31" w:name="detalhamento-de-cada-etapa"/>
+    <w:bookmarkEnd w:id="24"/>
+    <w:bookmarkStart w:id="34" w:name="detalhamento-de-cada-etapa"/>
     <w:p>
       <w:pPr>
         <w:pStyle w:val="Heading2"/>
@@ -160,7 +182,7 @@
         <w:t xml:space="preserve">🔍 Detalhamento de Cada Etapa</w:t>
       </w:r>
     </w:p>
-    <w:bookmarkStart w:id="22" w:name="entrada-no-sistema"/>
+    <w:bookmarkStart w:id="25" w:name="entrada-no-sistema"/>
     <w:p>
       <w:pPr>
         <w:pStyle w:val="Heading3"/>
@@ -205,8 +227,8 @@
         <w:t xml:space="preserve">Se não tem → realiza cadastro rápido</w:t>
       </w:r>
     </w:p>
-    <w:bookmarkEnd w:id="22"/>
-    <w:bookmarkStart w:id="23" w:name="solicitação-de-atendimento"/>
+    <w:bookmarkEnd w:id="25"/>
+    <w:bookmarkStart w:id="26" w:name="solicitação-de-atendimento"/>
     <w:p>
       <w:pPr>
         <w:pStyle w:val="Heading3"/>
@@ -239,8 +261,8 @@
         <w:t xml:space="preserve">Seleciona o tipo de serviço (atendimento comum, prioritário, retorno, informação)</w:t>
       </w:r>
     </w:p>
-    <w:bookmarkEnd w:id="23"/>
-    <w:bookmarkStart w:id="24" w:name="decisão-é-prioridade"/>
+    <w:bookmarkEnd w:id="26"/>
+    <w:bookmarkStart w:id="27" w:name="decisão-é-prioridade"/>
     <w:p>
       <w:pPr>
         <w:pStyle w:val="Heading3"/>
@@ -331,8 +353,8 @@
         <w:t xml:space="preserve">Ambas as filas seguem o mesmo fluxo a partir daqui</w:t>
       </w:r>
     </w:p>
-    <w:bookmarkEnd w:id="24"/>
-    <w:bookmarkStart w:id="25" w:name="geração-de-senha"/>
+    <w:bookmarkEnd w:id="27"/>
+    <w:bookmarkStart w:id="28" w:name="geração-de-senha"/>
     <w:p>
       <w:pPr>
         <w:pStyle w:val="Heading3"/>
@@ -413,8 +435,8 @@
         <w:t xml:space="preserve">Calcula previsão inicial de atendimento</w:t>
       </w:r>
     </w:p>
-    <w:bookmarkEnd w:id="25"/>
-    <w:bookmarkStart w:id="26" w:name="chamada-e-notificação"/>
+    <w:bookmarkEnd w:id="28"/>
+    <w:bookmarkStart w:id="29" w:name="chamada-e-notificação"/>
     <w:p>
       <w:pPr>
         <w:pStyle w:val="Heading3"/>
@@ -459,8 +481,8 @@
         <w:t xml:space="preserve">Sistema exibe o tempo médio de atendimento em tempo real</w:t>
       </w:r>
     </w:p>
-    <w:bookmarkEnd w:id="26"/>
-    <w:bookmarkStart w:id="27" w:name="atendimento-e-finalização"/>
+    <w:bookmarkEnd w:id="29"/>
+    <w:bookmarkStart w:id="30" w:name="atendimento-e-finalização"/>
     <w:p>
       <w:pPr>
         <w:pStyle w:val="Heading3"/>
@@ -517,8 +539,8 @@
         <w:t xml:space="preserve">Próximo usuário no topo é chamado</w:t>
       </w:r>
     </w:p>
-    <w:bookmarkEnd w:id="27"/>
-    <w:bookmarkStart w:id="28" w:name="retorno-feedback-loop"/>
+    <w:bookmarkEnd w:id="30"/>
+    <w:bookmarkStart w:id="31" w:name="retorno-feedback-loop"/>
     <w:p>
       <w:pPr>
         <w:pStyle w:val="Heading3"/>
@@ -595,8 +617,8 @@
         <w:t xml:space="preserve">O fluxo reinicia a partir da etapa de escolha do tipo de atendimento</w:t>
       </w:r>
     </w:p>
-    <w:bookmarkEnd w:id="28"/>
-    <w:bookmarkStart w:id="30" w:name="funcionalidades-do-sistema"/>
+    <w:bookmarkEnd w:id="31"/>
+    <w:bookmarkStart w:id="33" w:name="funcionalidades-do-sistema"/>
     <w:p>
       <w:pPr>
         <w:pStyle w:val="Heading3"/>
@@ -718,7 +740,7 @@
       <w:r>
         <w:t xml:space="preserve"> </w:t>
       </w:r>
-      <w:hyperlink r:id="rId29">
+      <w:hyperlink r:id="rId32">
         <w:r>
           <w:rPr>
             <w:rStyle w:val="Hyperlink"/>
@@ -727,10 +749,14 @@
         </w:r>
       </w:hyperlink>
     </w:p>
-    <w:bookmarkEnd w:id="30"/>
-    <w:bookmarkEnd w:id="31"/>
-    <w:bookmarkEnd w:id="32"/>
-    <w:sectPr/>
+    <w:bookmarkEnd w:id="33"/>
+    <w:bookmarkEnd w:id="34"/>
+    <w:bookmarkEnd w:id="35"/>
+    <w:sectPr>
+      <w:footnotePr>
+        <w:numRestart w:val="eachSect"/>
+      </w:footnotePr>
+    </w:sectPr>
   </w:body>
 </w:document>
 </file>

--- a/disciplinas/gcetens843-projeto-algoritmo-i/atividades/trabalhos/projeto-algoritmos/fluxograma.docx
+++ b/disciplinas/gcetens843-projeto-algoritmo-i/atividades/trabalhos/projeto-algoritmos/fluxograma.docx
@@ -753,9 +753,12 @@
     <w:bookmarkEnd w:id="34"/>
     <w:bookmarkEnd w:id="35"/>
     <w:sectPr>
+      <w:headerReference w:type="default" r:id="rId9"/>
+      <w:footerReference w:type="default" r:id="rId10"/>
       <w:footnotePr>
         <w:numRestart w:val="eachSect"/>
       </w:footnotePr>
+      <w:pgMar w:top="1728" w:bottom="1440" w:left="1440" w:right="1440"/>
     </w:sectPr>
   </w:body>
 </w:document>
@@ -765,6 +768,35 @@
 <w:comments xmlns:w="http://schemas.openxmlformats.org/wordprocessingml/2006/main" xmlns:m="http://schemas.openxmlformats.org/officeDocument/2006/math" xmlns:r="http://schemas.openxmlformats.org/officeDocument/2006/relationships" xmlns:o="urn:schemas-microsoft-com:office:office" xmlns:v="urn:schemas-microsoft-com:vml" xmlns:w10="urn:schemas-microsoft-com:office:word" xmlns:a="http://schemas.openxmlformats.org/drawingml/2006/main" xmlns:pic="http://schemas.openxmlformats.org/drawingml/2006/picture" xmlns:wp="http://schemas.openxmlformats.org/drawingml/2006/wordprocessingDrawing"/>
 </file>
 
+<file path=word/footer1.xml><?xml version="1.0" encoding="utf-8"?>
+<w:ftr xmlns:m="http://schemas.openxmlformats.org/officeDocument/2006/math" xmlns:mc="http://schemas.openxmlformats.org/markup-compatibility/2006" xmlns:mo="http://schemas.microsoft.com/office/mac/office/2008/main" xmlns:mv="urn:schemas-microsoft-com:mac:vml" xmlns:o="urn:schemas-microsoft-com:office:office" xmlns:r="http://schemas.openxmlformats.org/officeDocument/2006/relationships" xmlns:v="urn:schemas-microsoft-com:vml" xmlns:w10="urn:schemas-microsoft-com:office:word" xmlns:w14="http://schemas.microsoft.com/office/word/2010/wordml" xmlns:w="http://schemas.openxmlformats.org/wordprocessingml/2006/main" xmlns:wne="http://schemas.microsoft.com/office/word/2006/wordml" xmlns:wp14="http://schemas.microsoft.com/office/word/2010/wordprocessingDrawing" xmlns:wp="http://schemas.openxmlformats.org/drawingml/2006/wordprocessingDrawing" xmlns:wpc="http://schemas.microsoft.com/office/word/2010/wordprocessingCanvas" xmlns:wpg="http://schemas.microsoft.com/office/word/2010/wordprocessingGroup" xmlns:wpi="http://schemas.microsoft.com/office/word/2010/wordprocessingInk" xmlns:wps="http://schemas.microsoft.com/office/word/2010/wordprocessingShape" mc:Ignorable="w14 wp14">
+  <w:p>
+    <w:pPr>
+      <w:pStyle w:val="Footer"/>
+      <w:jc w:val="center"/>
+    </w:pPr>
+    <w:r>
+      <w:rPr>
+        <w:rFonts w:ascii="Times New Roman" w:hAnsi="Times New Roman"/>
+        <w:i/>
+        <w:color w:val="505050"/>
+        <w:sz w:val="14"/>
+      </w:rPr>
+      <w:t>MinhaFila — GCETENS843 — 2026.1</w:t>
+    </w:r>
+    <w:r>
+      <w:rPr>
+        <w:rFonts w:ascii="Times New Roman" w:hAnsi="Times New Roman"/>
+        <w:i/>
+        <w:color w:val="505050"/>
+        <w:sz w:val="14"/>
+      </w:rPr>
+      <w:t>MinhaFila — GCETENS843 — 2026.1</w:t>
+    </w:r>
+  </w:p>
+</w:ftr>
+</file>
+
 <file path=word/footnotes.xml><?xml version="1.0" encoding="utf-8"?>
 <w:footnotes xmlns:w="http://schemas.openxmlformats.org/wordprocessingml/2006/main" xmlns:m="http://schemas.openxmlformats.org/officeDocument/2006/math" xmlns:r="http://schemas.openxmlformats.org/officeDocument/2006/relationships" xmlns:o="urn:schemas-microsoft-com:office:office" xmlns:v="urn:schemas-microsoft-com:vml" xmlns:w10="urn:schemas-microsoft-com:office:word" xmlns:a="http://schemas.openxmlformats.org/drawingml/2006/main" xmlns:pic="http://schemas.openxmlformats.org/drawingml/2006/picture" xmlns:wp="http://schemas.openxmlformats.org/drawingml/2006/wordprocessingDrawing">
   <w:footnote w:type="continuationSeparator" w:id="0">
@@ -782,6 +814,268 @@
     </w:p>
   </w:footnote>
 </w:footnotes>
+</file>
+
+<file path=word/header1.xml><?xml version="1.0" encoding="utf-8"?>
+<w:hdr xmlns:m="http://schemas.openxmlformats.org/officeDocument/2006/math" xmlns:mc="http://schemas.openxmlformats.org/markup-compatibility/2006" xmlns:mo="http://schemas.microsoft.com/office/mac/office/2008/main" xmlns:mv="urn:schemas-microsoft-com:mac:vml" xmlns:o="urn:schemas-microsoft-com:office:office" xmlns:r="http://schemas.openxmlformats.org/officeDocument/2006/relationships" xmlns:v="urn:schemas-microsoft-com:vml" xmlns:w10="urn:schemas-microsoft-com:office:word" xmlns:w14="http://schemas.microsoft.com/office/word/2010/wordml" xmlns:w="http://schemas.openxmlformats.org/wordprocessingml/2006/main" xmlns:wne="http://schemas.microsoft.com/office/word/2006/wordml" xmlns:wp14="http://schemas.microsoft.com/office/word/2010/wordprocessingDrawing" xmlns:wp="http://schemas.openxmlformats.org/drawingml/2006/wordprocessingDrawing" xmlns:wpc="http://schemas.microsoft.com/office/word/2010/wordprocessingCanvas" xmlns:wpg="http://schemas.microsoft.com/office/word/2010/wordprocessingGroup" xmlns:wpi="http://schemas.microsoft.com/office/word/2010/wordprocessingInk" xmlns:wps="http://schemas.microsoft.com/office/word/2010/wordprocessingShape" mc:Ignorable="w14 wp14">
+  <w:p>
+    <w:pPr>
+      <w:pStyle w:val="Header"/>
+    </w:pPr>
+  </w:p>
+  <w:tbl>
+    <w:tblPr>
+      <w:tblW w:type="auto" w:w="0"/>
+      <w:tblLook w:firstColumn="1" w:firstRow="1" w:lastColumn="0" w:lastRow="0" w:noHBand="0" w:noVBand="1" w:val="04A0"/>
+    </w:tblPr>
+    <w:tblGrid>
+      <w:gridCol w:w="4680"/>
+      <w:gridCol w:w="4680"/>
+    </w:tblGrid>
+    <w:tr>
+      <w:tc>
+        <w:tcPr>
+          <w:tcW w:type="dxa" w:w="2016"/>
+          <w:tcBorders>
+            <w:top w:val="none" w:sz="0" w:space="0" w:color="auto"/>
+            <w:left w:val="none" w:sz="0" w:space="0" w:color="auto"/>
+            <w:bottom w:val="none" w:sz="0" w:space="0" w:color="auto"/>
+            <w:right w:val="none" w:sz="0" w:space="0" w:color="auto"/>
+          </w:tcBorders>
+        </w:tcPr>
+        <w:p>
+          <w:pPr>
+            <w:jc w:val="left"/>
+          </w:pPr>
+          <w:r>
+            <w:drawing>
+              <wp:inline xmlns:a="http://schemas.openxmlformats.org/drawingml/2006/main" xmlns:pic="http://schemas.openxmlformats.org/drawingml/2006/picture">
+                <wp:extent cx="1188720" cy="468220"/>
+                <wp:docPr id="1" name="Picture 1"/>
+                <wp:cNvGraphicFramePr>
+                  <a:graphicFrameLocks noChangeAspect="1"/>
+                </wp:cNvGraphicFramePr>
+                <a:graphic>
+                  <a:graphicData uri="http://schemas.openxmlformats.org/drawingml/2006/picture">
+                    <pic:pic>
+                      <pic:nvPicPr>
+                        <pic:cNvPr id="0" name="logo-ufrb-20-anos.png"/>
+                        <pic:cNvPicPr/>
+                      </pic:nvPicPr>
+                      <pic:blipFill>
+                        <a:blip r:embed="rId1"/>
+                        <a:stretch>
+                          <a:fillRect/>
+                        </a:stretch>
+                      </pic:blipFill>
+                      <pic:spPr>
+                        <a:xfrm>
+                          <a:off x="0" y="0"/>
+                          <a:ext cx="1188720" cy="468220"/>
+                        </a:xfrm>
+                        <a:prstGeom prst="rect"/>
+                      </pic:spPr>
+                    </pic:pic>
+                  </a:graphicData>
+                </a:graphic>
+              </wp:inline>
+            </w:drawing>
+          </w:r>
+        </w:p>
+      </w:tc>
+      <w:tc>
+        <w:tcPr>
+          <w:tcW w:type="dxa" w:w="7200"/>
+          <w:tcBorders>
+            <w:top w:val="none" w:sz="0" w:space="0" w:color="auto"/>
+            <w:left w:val="none" w:sz="0" w:space="0" w:color="auto"/>
+            <w:bottom w:val="none" w:sz="0" w:space="0" w:color="auto"/>
+            <w:right w:val="none" w:sz="0" w:space="0" w:color="auto"/>
+          </w:tcBorders>
+        </w:tcPr>
+        <w:p>
+          <w:pPr>
+            <w:jc w:val="left"/>
+          </w:pPr>
+          <w:r>
+            <w:rPr>
+              <w:rFonts w:ascii="Times New Roman" w:hAnsi="Times New Roman"/>
+              <w:b/>
+              <w:color w:val="003D6B"/>
+              <w:sz w:val="16"/>
+            </w:rPr>
+            <w:t>UNIVERSIDADE FEDERAL DO RECÔNCAVO DA BAHIA — UFRB</w:t>
+          </w:r>
+        </w:p>
+        <w:p>
+          <w:pPr>
+            <w:jc w:val="left"/>
+          </w:pPr>
+          <w:r>
+            <w:rPr>
+              <w:rFonts w:ascii="Times New Roman" w:hAnsi="Times New Roman"/>
+              <w:b/>
+              <w:color w:val="006DAA"/>
+              <w:sz w:val="15"/>
+            </w:rPr>
+            <w:t>CENTRO DE CIÊNCIA E TECNOLOGIA — CETENS</w:t>
+          </w:r>
+        </w:p>
+        <w:p>
+          <w:pPr>
+            <w:jc w:val="left"/>
+          </w:pPr>
+          <w:r>
+            <w:rPr>
+              <w:rFonts w:ascii="Times New Roman" w:hAnsi="Times New Roman"/>
+              <w:color w:val="505050"/>
+              <w:sz w:val="14"/>
+            </w:rPr>
+            <w:t>BACHARELADO EM SISTEMAS DE INFORMAÇÃO (EAD)</w:t>
+          </w:r>
+        </w:p>
+        <w:p>
+          <w:pPr>
+            <w:jc w:val="left"/>
+          </w:pPr>
+          <w:r>
+            <w:rPr>
+              <w:color w:val="C89B3C"/>
+              <w:sz w:val="8"/>
+            </w:rPr>
+            <w:t>────────────────────────────────────────────────────────────────────────────────</w:t>
+          </w:r>
+        </w:p>
+      </w:tc>
+    </w:tr>
+  </w:tbl>
+  <w:tbl>
+    <w:tblPr>
+      <w:tblW w:type="auto" w:w="0"/>
+      <w:tblLook w:firstColumn="1" w:firstRow="1" w:lastColumn="0" w:lastRow="0" w:noHBand="0" w:noVBand="1" w:val="04A0"/>
+    </w:tblPr>
+    <w:tblGrid>
+      <w:gridCol w:w="4680"/>
+      <w:gridCol w:w="4680"/>
+    </w:tblGrid>
+    <w:tr>
+      <w:tc>
+        <w:tcPr>
+          <w:tcW w:type="dxa" w:w="2016"/>
+          <w:tcBorders>
+            <w:top w:val="none" w:sz="0" w:space="0" w:color="auto"/>
+            <w:left w:val="none" w:sz="0" w:space="0" w:color="auto"/>
+            <w:bottom w:val="none" w:sz="0" w:space="0" w:color="auto"/>
+            <w:right w:val="none" w:sz="0" w:space="0" w:color="auto"/>
+          </w:tcBorders>
+        </w:tcPr>
+        <w:p>
+          <w:pPr>
+            <w:jc w:val="left"/>
+          </w:pPr>
+          <w:r>
+            <w:drawing>
+              <wp:inline xmlns:a="http://schemas.openxmlformats.org/drawingml/2006/main" xmlns:pic="http://schemas.openxmlformats.org/drawingml/2006/picture">
+                <wp:extent cx="1188720" cy="468220"/>
+                <wp:docPr id="2" name="Picture 2"/>
+                <wp:cNvGraphicFramePr>
+                  <a:graphicFrameLocks noChangeAspect="1"/>
+                </wp:cNvGraphicFramePr>
+                <a:graphic>
+                  <a:graphicData uri="http://schemas.openxmlformats.org/drawingml/2006/picture">
+                    <pic:pic>
+                      <pic:nvPicPr>
+                        <pic:cNvPr id="0" name="image.png"/>
+                        <pic:cNvPicPr/>
+                      </pic:nvPicPr>
+                      <pic:blipFill>
+                        <a:blip r:embed="rId1"/>
+                        <a:stretch>
+                          <a:fillRect/>
+                        </a:stretch>
+                      </pic:blipFill>
+                      <pic:spPr>
+                        <a:xfrm>
+                          <a:off x="0" y="0"/>
+                          <a:ext cx="1188720" cy="468220"/>
+                        </a:xfrm>
+                        <a:prstGeom prst="rect"/>
+                      </pic:spPr>
+                    </pic:pic>
+                  </a:graphicData>
+                </a:graphic>
+              </wp:inline>
+            </w:drawing>
+          </w:r>
+        </w:p>
+      </w:tc>
+      <w:tc>
+        <w:tcPr>
+          <w:tcW w:type="dxa" w:w="7200"/>
+          <w:tcBorders>
+            <w:top w:val="none" w:sz="0" w:space="0" w:color="auto"/>
+            <w:left w:val="none" w:sz="0" w:space="0" w:color="auto"/>
+            <w:bottom w:val="none" w:sz="0" w:space="0" w:color="auto"/>
+            <w:right w:val="none" w:sz="0" w:space="0" w:color="auto"/>
+          </w:tcBorders>
+        </w:tcPr>
+        <w:p>
+          <w:pPr>
+            <w:jc w:val="left"/>
+          </w:pPr>
+          <w:r>
+            <w:rPr>
+              <w:rFonts w:ascii="Times New Roman" w:hAnsi="Times New Roman"/>
+              <w:b/>
+              <w:color w:val="003D6B"/>
+              <w:sz w:val="16"/>
+            </w:rPr>
+            <w:t>UNIVERSIDADE FEDERAL DO RECÔNCAVO DA BAHIA — UFRB</w:t>
+          </w:r>
+        </w:p>
+        <w:p>
+          <w:pPr>
+            <w:jc w:val="left"/>
+          </w:pPr>
+          <w:r>
+            <w:rPr>
+              <w:rFonts w:ascii="Times New Roman" w:hAnsi="Times New Roman"/>
+              <w:b/>
+              <w:color w:val="006DAA"/>
+              <w:sz w:val="15"/>
+            </w:rPr>
+            <w:t>CENTRO DE CIÊNCIA E TECNOLOGIA — CETENS</w:t>
+          </w:r>
+        </w:p>
+        <w:p>
+          <w:pPr>
+            <w:jc w:val="left"/>
+          </w:pPr>
+          <w:r>
+            <w:rPr>
+              <w:rFonts w:ascii="Times New Roman" w:hAnsi="Times New Roman"/>
+              <w:color w:val="505050"/>
+              <w:sz w:val="14"/>
+            </w:rPr>
+            <w:t>BACHARELADO EM SISTEMAS DE INFORMAÇÃO (EAD)</w:t>
+          </w:r>
+        </w:p>
+        <w:p>
+          <w:pPr>
+            <w:jc w:val="left"/>
+          </w:pPr>
+          <w:r>
+            <w:rPr>
+              <w:color w:val="C89B3C"/>
+              <w:sz w:val="8"/>
+            </w:rPr>
+            <w:t>────────────────────────────────────────────────────────────────────────────────</w:t>
+          </w:r>
+        </w:p>
+      </w:tc>
+    </w:tr>
+  </w:tbl>
+</w:hdr>
 </file>
 
 <file path=word/numbering.xml><?xml version="1.0" encoding="utf-8"?>
@@ -1016,6 +1310,14 @@
   <w:style w:default="1" w:styleId="Normal" w:type="paragraph">
     <w:name w:val="Normal"/>
     <w:qFormat/>
+    <w:pPr>
+      <w:spacing w:line="360" w:lineRule="auto" w:after="120"/>
+    </w:pPr>
+    <w:rPr>
+      <w:rFonts w:ascii="Times New Roman" w:hAnsi="Times New Roman"/>
+      <w:color w:val="000000"/>
+      <w:sz w:val="24"/>
+    </w:rPr>
   </w:style>
   <w:style w:styleId="BodyText" w:type="paragraph">
     <w:name w:val="Body Text"/>
@@ -1180,13 +1482,14 @@
     <w:pPr>
       <w:keepNext/>
       <w:keepLines/>
-      <w:spacing w:after="80" w:before="360"/>
+      <w:spacing w:after="80" w:before="360" w:line="360" w:lineRule="auto"/>
       <w:outlineLvl w:val="0"/>
     </w:pPr>
     <w:rPr>
-      <w:rFonts w:asciiTheme="majorHAnsi" w:cstheme="majorBidi" w:eastAsiaTheme="majorEastAsia" w:hAnsiTheme="majorHAnsi"/>
-      <w:color w:themeColor="accent1" w:themeShade="BF" w:val="0F4761"/>
-      <w:sz w:val="40"/>
+      <w:rFonts w:asciiTheme="majorHAnsi" w:cstheme="majorBidi" w:eastAsiaTheme="majorEastAsia" w:hAnsiTheme="majorHAnsi" w:ascii="Times New Roman" w:hAnsi="Times New Roman"/>
+      <w:b/>
+      <w:color w:val="003D6B"/>
+      <w:sz w:val="28"/>
       <w:szCs w:val="40"/>
     </w:rPr>
   </w:style>
@@ -1203,13 +1506,14 @@
     <w:pPr>
       <w:keepNext/>
       <w:keepLines/>
-      <w:spacing w:after="80" w:before="160"/>
+      <w:spacing w:after="80" w:before="160" w:line="360" w:lineRule="auto"/>
       <w:outlineLvl w:val="1"/>
     </w:pPr>
     <w:rPr>
-      <w:rFonts w:asciiTheme="majorHAnsi" w:cstheme="majorBidi" w:eastAsiaTheme="majorEastAsia" w:hAnsiTheme="majorHAnsi"/>
-      <w:color w:themeColor="accent1" w:themeShade="BF" w:val="0F4761"/>
-      <w:sz w:val="32"/>
+      <w:rFonts w:asciiTheme="majorHAnsi" w:cstheme="majorBidi" w:eastAsiaTheme="majorEastAsia" w:hAnsiTheme="majorHAnsi" w:ascii="Times New Roman" w:hAnsi="Times New Roman"/>
+      <w:b/>
+      <w:color w:val="006DAA"/>
+      <w:sz w:val="26"/>
       <w:szCs w:val="32"/>
     </w:rPr>
   </w:style>
@@ -1226,13 +1530,14 @@
     <w:pPr>
       <w:keepNext/>
       <w:keepLines/>
-      <w:spacing w:after="80" w:before="160"/>
+      <w:spacing w:after="80" w:before="160" w:line="360" w:lineRule="auto"/>
       <w:outlineLvl w:val="2"/>
     </w:pPr>
     <w:rPr>
-      <w:rFonts w:cstheme="majorBidi" w:eastAsiaTheme="majorEastAsia"/>
-      <w:color w:themeColor="accent1" w:themeShade="BF" w:val="0F4761"/>
-      <w:sz w:val="28"/>
+      <w:rFonts w:cstheme="majorBidi" w:eastAsiaTheme="majorEastAsia" w:ascii="Times New Roman" w:hAnsi="Times New Roman"/>
+      <w:b/>
+      <w:color w:val="003D6B"/>
+      <w:sz w:val="24"/>
       <w:szCs w:val="28"/>
     </w:rPr>
   </w:style>

--- a/disciplinas/gcetens843-projeto-algoritmo-i/atividades/trabalhos/projeto-algoritmos/fluxograma.docx
+++ b/disciplinas/gcetens843-projeto-algoritmo-i/atividades/trabalhos/projeto-algoritmos/fluxograma.docx
@@ -2,7 +2,7 @@
 <file path=word/document.xml><?xml version="1.0" encoding="utf-8"?>
 <w:document xmlns:w="http://schemas.openxmlformats.org/wordprocessingml/2006/main" xmlns:m="http://schemas.openxmlformats.org/officeDocument/2006/math" xmlns:r="http://schemas.openxmlformats.org/officeDocument/2006/relationships" xmlns:o="urn:schemas-microsoft-com:office:office" xmlns:v="urn:schemas-microsoft-com:vml" xmlns:w10="urn:schemas-microsoft-com:office:word" xmlns:a="http://schemas.openxmlformats.org/drawingml/2006/main" xmlns:pic="http://schemas.openxmlformats.org/drawingml/2006/picture" xmlns:wp="http://schemas.openxmlformats.org/drawingml/2006/wordprocessingDrawing">
   <w:body>
-    <w:bookmarkStart w:id="35" w:name="fluxograma-do-sistema-minhafila"/>
+    <w:bookmarkStart w:id="32" w:name="fluxograma-do-sistema-minhafila"/>
     <w:p>
       <w:pPr>
         <w:pStyle w:val="Heading1"/>
@@ -89,7 +89,7 @@
         </w:pict>
       </w:r>
     </w:p>
-    <w:bookmarkStart w:id="24" w:name="fluxograma-completo"/>
+    <w:bookmarkStart w:id="21" w:name="fluxograma-completo"/>
     <w:p>
       <w:pPr>
         <w:pStyle w:val="Heading2"/>
@@ -98,53 +98,31 @@
         <w:t xml:space="preserve">🖼️ Fluxograma Completo</w:t>
       </w:r>
     </w:p>
-    <w:p>
-      <w:pPr>
-        <w:pStyle w:val="CaptionedFigure"/>
-      </w:pPr>
-      <w:r>
-        <w:drawing>
-          <wp:inline>
-            <wp:extent cx="5334000" cy="11272271"/>
-            <wp:effectExtent b="0" l="0" r="0" t="0"/>
-            <wp:docPr descr="Fluxograma MinhaFila" title="" id="22" name="Picture"/>
-            <a:graphic>
-              <a:graphicData uri="http://schemas.openxmlformats.org/drawingml/2006/picture">
-                <pic:pic>
-                  <pic:nvPicPr>
-                    <pic:cNvPr descr="assets/fluxograma.jpeg" id="23" name="Picture"/>
-                    <pic:cNvPicPr>
-                      <a:picLocks noChangeArrowheads="1" noChangeAspect="1"/>
-                    </pic:cNvPicPr>
-                  </pic:nvPicPr>
-                  <pic:blipFill>
-                    <a:blip r:embed="rId21"/>
-                    <a:stretch>
-                      <a:fillRect/>
-                    </a:stretch>
-                  </pic:blipFill>
-                  <pic:spPr bwMode="auto">
-                    <a:xfrm>
-                      <a:off x="0" y="0"/>
-                      <a:ext cx="5334000" cy="11272271"/>
-                    </a:xfrm>
-                    <a:prstGeom prst="rect">
-                      <a:avLst/>
-                    </a:prstGeom>
-                    <a:noFill/>
-                    <a:ln w="9525">
-                      <a:noFill/>
-                      <a:headEnd/>
-                      <a:tailEnd/>
-                    </a:ln>
-                  </pic:spPr>
-                </pic:pic>
-              </a:graphicData>
-            </a:graphic>
-          </wp:inline>
-        </w:drawing>
-      </w:r>
-    </w:p>
+    <w:tbl>
+      <w:tblPr>
+        <w:tblStyle w:val="FigureTable"/>
+        <w:tblW w:type="auto" w:w="0"/>
+        <w:jc w:val="center"/>
+        <w:tblLook w:firstRow="0" w:lastRow="0" w:firstColumn="0" w:lastColumn="0"/>
+      </w:tblPr>
+      <w:tblGrid>
+        <w:gridCol w:w="7920"/>
+      </w:tblGrid>
+      <w:tr>
+        <w:tc>
+          <w:tcPr/>
+          <w:p>
+            <w:pPr>
+              <w:pStyle w:val="Compact"/>
+              <w:jc w:val="center"/>
+            </w:pPr>
+            <w:r>
+              <w:t xml:space="preserve">Fluxograma MinhaFila</w:t>
+            </w:r>
+          </w:p>
+        </w:tc>
+      </w:tr>
+    </w:tbl>
     <w:p>
       <w:pPr>
         <w:pStyle w:val="ImageCaption"/>
@@ -172,8 +150,8 @@
         </w:pict>
       </w:r>
     </w:p>
-    <w:bookmarkEnd w:id="24"/>
-    <w:bookmarkStart w:id="34" w:name="detalhamento-de-cada-etapa"/>
+    <w:bookmarkEnd w:id="21"/>
+    <w:bookmarkStart w:id="31" w:name="detalhamento-de-cada-etapa"/>
     <w:p>
       <w:pPr>
         <w:pStyle w:val="Heading2"/>
@@ -182,7 +160,7 @@
         <w:t xml:space="preserve">🔍 Detalhamento de Cada Etapa</w:t>
       </w:r>
     </w:p>
-    <w:bookmarkStart w:id="25" w:name="entrada-no-sistema"/>
+    <w:bookmarkStart w:id="22" w:name="entrada-no-sistema"/>
     <w:p>
       <w:pPr>
         <w:pStyle w:val="Heading3"/>
@@ -227,8 +205,8 @@
         <w:t xml:space="preserve">Se não tem → realiza cadastro rápido</w:t>
       </w:r>
     </w:p>
-    <w:bookmarkEnd w:id="25"/>
-    <w:bookmarkStart w:id="26" w:name="solicitação-de-atendimento"/>
+    <w:bookmarkEnd w:id="22"/>
+    <w:bookmarkStart w:id="23" w:name="solicitação-de-atendimento"/>
     <w:p>
       <w:pPr>
         <w:pStyle w:val="Heading3"/>
@@ -261,8 +239,8 @@
         <w:t xml:space="preserve">Seleciona o tipo de serviço (atendimento comum, prioritário, retorno, informação)</w:t>
       </w:r>
     </w:p>
-    <w:bookmarkEnd w:id="26"/>
-    <w:bookmarkStart w:id="27" w:name="decisão-é-prioridade"/>
+    <w:bookmarkEnd w:id="23"/>
+    <w:bookmarkStart w:id="24" w:name="decisão-é-prioridade"/>
     <w:p>
       <w:pPr>
         <w:pStyle w:val="Heading3"/>
@@ -353,8 +331,8 @@
         <w:t xml:space="preserve">Ambas as filas seguem o mesmo fluxo a partir daqui</w:t>
       </w:r>
     </w:p>
-    <w:bookmarkEnd w:id="27"/>
-    <w:bookmarkStart w:id="28" w:name="geração-de-senha"/>
+    <w:bookmarkEnd w:id="24"/>
+    <w:bookmarkStart w:id="25" w:name="geração-de-senha"/>
     <w:p>
       <w:pPr>
         <w:pStyle w:val="Heading3"/>
@@ -435,8 +413,8 @@
         <w:t xml:space="preserve">Calcula previsão inicial de atendimento</w:t>
       </w:r>
     </w:p>
-    <w:bookmarkEnd w:id="28"/>
-    <w:bookmarkStart w:id="29" w:name="chamada-e-notificação"/>
+    <w:bookmarkEnd w:id="25"/>
+    <w:bookmarkStart w:id="26" w:name="chamada-e-notificação"/>
     <w:p>
       <w:pPr>
         <w:pStyle w:val="Heading3"/>
@@ -481,8 +459,8 @@
         <w:t xml:space="preserve">Sistema exibe o tempo médio de atendimento em tempo real</w:t>
       </w:r>
     </w:p>
-    <w:bookmarkEnd w:id="29"/>
-    <w:bookmarkStart w:id="30" w:name="atendimento-e-finalização"/>
+    <w:bookmarkEnd w:id="26"/>
+    <w:bookmarkStart w:id="27" w:name="atendimento-e-finalização"/>
     <w:p>
       <w:pPr>
         <w:pStyle w:val="Heading3"/>
@@ -539,8 +517,8 @@
         <w:t xml:space="preserve">Próximo usuário no topo é chamado</w:t>
       </w:r>
     </w:p>
-    <w:bookmarkEnd w:id="30"/>
-    <w:bookmarkStart w:id="31" w:name="retorno-feedback-loop"/>
+    <w:bookmarkEnd w:id="27"/>
+    <w:bookmarkStart w:id="28" w:name="retorno-feedback-loop"/>
     <w:p>
       <w:pPr>
         <w:pStyle w:val="Heading3"/>
@@ -617,8 +595,8 @@
         <w:t xml:space="preserve">O fluxo reinicia a partir da etapa de escolha do tipo de atendimento</w:t>
       </w:r>
     </w:p>
-    <w:bookmarkEnd w:id="31"/>
-    <w:bookmarkStart w:id="33" w:name="funcionalidades-do-sistema"/>
+    <w:bookmarkEnd w:id="28"/>
+    <w:bookmarkStart w:id="30" w:name="funcionalidades-do-sistema"/>
     <w:p>
       <w:pPr>
         <w:pStyle w:val="Heading3"/>
@@ -740,7 +718,7 @@
       <w:r>
         <w:t xml:space="preserve"> </w:t>
       </w:r>
-      <w:hyperlink r:id="rId32">
+      <w:hyperlink r:id="rId29">
         <w:r>
           <w:rPr>
             <w:rStyle w:val="Hyperlink"/>
@@ -749,16 +727,15 @@
         </w:r>
       </w:hyperlink>
     </w:p>
-    <w:bookmarkEnd w:id="33"/>
-    <w:bookmarkEnd w:id="34"/>
-    <w:bookmarkEnd w:id="35"/>
+    <w:bookmarkEnd w:id="30"/>
+    <w:bookmarkEnd w:id="31"/>
+    <w:bookmarkEnd w:id="32"/>
     <w:sectPr>
       <w:headerReference w:type="default" r:id="rId9"/>
       <w:footerReference w:type="default" r:id="rId10"/>
       <w:footnotePr>
         <w:numRestart w:val="eachSect"/>
       </w:footnotePr>
-      <w:pgMar w:top="1728" w:bottom="1440" w:left="1440" w:right="1440"/>
     </w:sectPr>
   </w:body>
 </w:document>
@@ -775,15 +752,6 @@
       <w:pStyle w:val="Footer"/>
       <w:jc w:val="center"/>
     </w:pPr>
-    <w:r>
-      <w:rPr>
-        <w:rFonts w:ascii="Times New Roman" w:hAnsi="Times New Roman"/>
-        <w:i/>
-        <w:color w:val="505050"/>
-        <w:sz w:val="14"/>
-      </w:rPr>
-      <w:t>MinhaFila — GCETENS843 — 2026.1</w:t>
-    </w:r>
     <w:r>
       <w:rPr>
         <w:rFonts w:ascii="Times New Roman" w:hAnsi="Times New Roman"/>
@@ -826,7 +794,14 @@
   <w:tbl>
     <w:tblPr>
       <w:tblW w:type="auto" w:w="0"/>
+      <w:tblLayout w:type="autofit"/>
       <w:tblLook w:firstColumn="1" w:firstRow="1" w:lastColumn="0" w:lastRow="0" w:noHBand="0" w:noVBand="1" w:val="04A0"/>
+      <w:tblBorders>
+        <w:top w:val="none" w:sz="0" w:space="0" w:color="auto"/>
+        <w:left w:val="none" w:sz="0" w:space="0" w:color="auto"/>
+        <w:bottom w:val="none" w:sz="0" w:space="0" w:color="auto"/>
+        <w:right w:val="none" w:sz="0" w:space="0" w:color="auto"/>
+      </w:tblBorders>
     </w:tblPr>
     <w:tblGrid>
       <w:gridCol w:w="4680"/>
@@ -836,12 +811,6 @@
       <w:tc>
         <w:tcPr>
           <w:tcW w:type="dxa" w:w="2016"/>
-          <w:tcBorders>
-            <w:top w:val="none" w:sz="0" w:space="0" w:color="auto"/>
-            <w:left w:val="none" w:sz="0" w:space="0" w:color="auto"/>
-            <w:bottom w:val="none" w:sz="0" w:space="0" w:color="auto"/>
-            <w:right w:val="none" w:sz="0" w:space="0" w:color="auto"/>
-          </w:tcBorders>
         </w:tcPr>
         <w:p>
           <w:pPr>
@@ -850,7 +819,7 @@
           <w:r>
             <w:drawing>
               <wp:inline xmlns:a="http://schemas.openxmlformats.org/drawingml/2006/main" xmlns:pic="http://schemas.openxmlformats.org/drawingml/2006/picture">
-                <wp:extent cx="1188720" cy="468220"/>
+                <wp:extent cx="1143000" cy="450211"/>
                 <wp:docPr id="1" name="Picture 1"/>
                 <wp:cNvGraphicFramePr>
                   <a:graphicFrameLocks noChangeAspect="1"/>
@@ -871,7 +840,7 @@
                       <pic:spPr>
                         <a:xfrm>
                           <a:off x="0" y="0"/>
-                          <a:ext cx="1188720" cy="468220"/>
+                          <a:ext cx="1143000" cy="450211"/>
                         </a:xfrm>
                         <a:prstGeom prst="rect"/>
                       </pic:spPr>
@@ -886,12 +855,6 @@
       <w:tc>
         <w:tcPr>
           <w:tcW w:type="dxa" w:w="7200"/>
-          <w:tcBorders>
-            <w:top w:val="none" w:sz="0" w:space="0" w:color="auto"/>
-            <w:left w:val="none" w:sz="0" w:space="0" w:color="auto"/>
-            <w:bottom w:val="none" w:sz="0" w:space="0" w:color="auto"/>
-            <w:right w:val="none" w:sz="0" w:space="0" w:color="auto"/>
-          </w:tcBorders>
         </w:tcPr>
         <w:p>
           <w:pPr>
@@ -928,6 +891,7 @@
           <w:r>
             <w:rPr>
               <w:rFonts w:ascii="Times New Roman" w:hAnsi="Times New Roman"/>
+              <w:b w:val="0"/>
               <w:color w:val="505050"/>
               <w:sz w:val="14"/>
             </w:rPr>
@@ -940,132 +904,8 @@
           </w:pPr>
           <w:r>
             <w:rPr>
-              <w:color w:val="C89B3C"/>
-              <w:sz w:val="8"/>
-            </w:rPr>
-            <w:t>────────────────────────────────────────────────────────────────────────────────</w:t>
-          </w:r>
-        </w:p>
-      </w:tc>
-    </w:tr>
-  </w:tbl>
-  <w:tbl>
-    <w:tblPr>
-      <w:tblW w:type="auto" w:w="0"/>
-      <w:tblLook w:firstColumn="1" w:firstRow="1" w:lastColumn="0" w:lastRow="0" w:noHBand="0" w:noVBand="1" w:val="04A0"/>
-    </w:tblPr>
-    <w:tblGrid>
-      <w:gridCol w:w="4680"/>
-      <w:gridCol w:w="4680"/>
-    </w:tblGrid>
-    <w:tr>
-      <w:tc>
-        <w:tcPr>
-          <w:tcW w:type="dxa" w:w="2016"/>
-          <w:tcBorders>
-            <w:top w:val="none" w:sz="0" w:space="0" w:color="auto"/>
-            <w:left w:val="none" w:sz="0" w:space="0" w:color="auto"/>
-            <w:bottom w:val="none" w:sz="0" w:space="0" w:color="auto"/>
-            <w:right w:val="none" w:sz="0" w:space="0" w:color="auto"/>
-          </w:tcBorders>
-        </w:tcPr>
-        <w:p>
-          <w:pPr>
-            <w:jc w:val="left"/>
-          </w:pPr>
-          <w:r>
-            <w:drawing>
-              <wp:inline xmlns:a="http://schemas.openxmlformats.org/drawingml/2006/main" xmlns:pic="http://schemas.openxmlformats.org/drawingml/2006/picture">
-                <wp:extent cx="1188720" cy="468220"/>
-                <wp:docPr id="2" name="Picture 2"/>
-                <wp:cNvGraphicFramePr>
-                  <a:graphicFrameLocks noChangeAspect="1"/>
-                </wp:cNvGraphicFramePr>
-                <a:graphic>
-                  <a:graphicData uri="http://schemas.openxmlformats.org/drawingml/2006/picture">
-                    <pic:pic>
-                      <pic:nvPicPr>
-                        <pic:cNvPr id="0" name="image.png"/>
-                        <pic:cNvPicPr/>
-                      </pic:nvPicPr>
-                      <pic:blipFill>
-                        <a:blip r:embed="rId1"/>
-                        <a:stretch>
-                          <a:fillRect/>
-                        </a:stretch>
-                      </pic:blipFill>
-                      <pic:spPr>
-                        <a:xfrm>
-                          <a:off x="0" y="0"/>
-                          <a:ext cx="1188720" cy="468220"/>
-                        </a:xfrm>
-                        <a:prstGeom prst="rect"/>
-                      </pic:spPr>
-                    </pic:pic>
-                  </a:graphicData>
-                </a:graphic>
-              </wp:inline>
-            </w:drawing>
-          </w:r>
-        </w:p>
-      </w:tc>
-      <w:tc>
-        <w:tcPr>
-          <w:tcW w:type="dxa" w:w="7200"/>
-          <w:tcBorders>
-            <w:top w:val="none" w:sz="0" w:space="0" w:color="auto"/>
-            <w:left w:val="none" w:sz="0" w:space="0" w:color="auto"/>
-            <w:bottom w:val="none" w:sz="0" w:space="0" w:color="auto"/>
-            <w:right w:val="none" w:sz="0" w:space="0" w:color="auto"/>
-          </w:tcBorders>
-        </w:tcPr>
-        <w:p>
-          <w:pPr>
-            <w:jc w:val="left"/>
-          </w:pPr>
-          <w:r>
-            <w:rPr>
               <w:rFonts w:ascii="Times New Roman" w:hAnsi="Times New Roman"/>
-              <w:b/>
-              <w:color w:val="003D6B"/>
-              <w:sz w:val="16"/>
-            </w:rPr>
-            <w:t>UNIVERSIDADE FEDERAL DO RECÔNCAVO DA BAHIA — UFRB</w:t>
-          </w:r>
-        </w:p>
-        <w:p>
-          <w:pPr>
-            <w:jc w:val="left"/>
-          </w:pPr>
-          <w:r>
-            <w:rPr>
-              <w:rFonts w:ascii="Times New Roman" w:hAnsi="Times New Roman"/>
-              <w:b/>
-              <w:color w:val="006DAA"/>
-              <w:sz w:val="15"/>
-            </w:rPr>
-            <w:t>CENTRO DE CIÊNCIA E TECNOLOGIA — CETENS</w:t>
-          </w:r>
-        </w:p>
-        <w:p>
-          <w:pPr>
-            <w:jc w:val="left"/>
-          </w:pPr>
-          <w:r>
-            <w:rPr>
-              <w:rFonts w:ascii="Times New Roman" w:hAnsi="Times New Roman"/>
-              <w:color w:val="505050"/>
-              <w:sz w:val="14"/>
-            </w:rPr>
-            <w:t>BACHARELADO EM SISTEMAS DE INFORMAÇÃO (EAD)</w:t>
-          </w:r>
-        </w:p>
-        <w:p>
-          <w:pPr>
-            <w:jc w:val="left"/>
-          </w:pPr>
-          <w:r>
-            <w:rPr>
+              <w:b w:val="0"/>
               <w:color w:val="C89B3C"/>
               <w:sz w:val="8"/>
             </w:rPr>

--- a/disciplinas/gcetens843-projeto-algoritmo-i/atividades/trabalhos/projeto-algoritmos/fluxograma.docx
+++ b/disciplinas/gcetens843-projeto-algoritmo-i/atividades/trabalhos/projeto-algoritmos/fluxograma.docx
@@ -3,6 +3,130 @@
 <w:document xmlns:w="http://schemas.openxmlformats.org/wordprocessingml/2006/main" xmlns:m="http://schemas.openxmlformats.org/officeDocument/2006/math" xmlns:r="http://schemas.openxmlformats.org/officeDocument/2006/relationships" xmlns:o="urn:schemas-microsoft-com:office:office" xmlns:v="urn:schemas-microsoft-com:vml" xmlns:w10="urn:schemas-microsoft-com:office:word" xmlns:a="http://schemas.openxmlformats.org/drawingml/2006/main" xmlns:pic="http://schemas.openxmlformats.org/drawingml/2006/picture" xmlns:wp="http://schemas.openxmlformats.org/drawingml/2006/wordprocessingDrawing">
   <w:body>
     <w:bookmarkStart w:id="32" w:name="fluxograma-do-sistema-minhafila"/>
+    <w:tbl>
+      <w:tblPr>
+        <w:tblW w:type="auto" w:w="0"/>
+        <w:tblLayout w:type="fixed"/>
+        <w:tblLook w:firstColumn="1" w:firstRow="1" w:lastColumn="0" w:lastRow="0" w:noHBand="0" w:noVBand="1" w:val="04A0"/>
+        <w:tblBorders>
+          <w:top w:val="none" w:sz="0" w:space="0" w:color="auto"/>
+          <w:left w:val="none" w:sz="0" w:space="0" w:color="auto"/>
+          <w:bottom w:val="none" w:sz="0" w:space="0" w:color="auto"/>
+          <w:right w:val="none" w:sz="0" w:space="0" w:color="auto"/>
+        </w:tblBorders>
+      </w:tblPr>
+      <w:tblGrid>
+        <w:gridCol w:w="4680"/>
+        <w:gridCol w:w="4680"/>
+      </w:tblGrid>
+      <w:tr>
+        <w:tc>
+          <w:tcPr>
+            <w:tcW w:type="dxa" w:w="2016"/>
+          </w:tcPr>
+          <w:p>
+            <w:pPr>
+              <w:jc w:val="left"/>
+            </w:pPr>
+            <w:r>
+              <w:drawing>
+                <wp:inline>
+                  <wp:extent cx="1143000" cy="450211"/>
+                  <wp:docPr id="1" name="Picture 1"/>
+                  <wp:cNvGraphicFramePr>
+                    <a:graphicFrameLocks noChangeAspect="1"/>
+                  </wp:cNvGraphicFramePr>
+                  <a:graphic>
+                    <a:graphicData uri="http://schemas.openxmlformats.org/drawingml/2006/picture">
+                      <pic:pic>
+                        <pic:nvPicPr>
+                          <pic:cNvPr id="0" name="logo-ufrb-20-anos.png"/>
+                          <pic:cNvPicPr/>
+                        </pic:nvPicPr>
+                        <pic:blipFill>
+                          <a:blip r:embed="rId9"/>
+                          <a:stretch>
+                            <a:fillRect/>
+                          </a:stretch>
+                        </pic:blipFill>
+                        <pic:spPr>
+                          <a:xfrm>
+                            <a:off x="0" y="0"/>
+                            <a:ext cx="1143000" cy="450211"/>
+                          </a:xfrm>
+                          <a:prstGeom prst="rect"/>
+                        </pic:spPr>
+                      </pic:pic>
+                    </a:graphicData>
+                  </a:graphic>
+                </wp:inline>
+              </w:drawing>
+            </w:r>
+          </w:p>
+        </w:tc>
+        <w:tc>
+          <w:tcPr>
+            <w:tcW w:type="dxa" w:w="7200"/>
+          </w:tcPr>
+          <w:p>
+            <w:pPr>
+              <w:jc w:val="left"/>
+            </w:pPr>
+            <w:r>
+              <w:rPr>
+                <w:rFonts w:ascii="Times New Roman" w:hAnsi="Times New Roman"/>
+                <w:b/>
+                <w:color w:val="003D6B"/>
+                <w:sz w:val="16"/>
+              </w:rPr>
+              <w:t>UNIVERSIDADE FEDERAL DO RECÔNCAVO DA BAHIA — UFRB</w:t>
+            </w:r>
+          </w:p>
+          <w:p>
+            <w:pPr>
+              <w:jc w:val="left"/>
+            </w:pPr>
+            <w:r>
+              <w:rPr>
+                <w:rFonts w:ascii="Times New Roman" w:hAnsi="Times New Roman"/>
+                <w:b/>
+                <w:color w:val="006DAA"/>
+                <w:sz w:val="15"/>
+              </w:rPr>
+              <w:t>CENTRO DE CIÊNCIA E TECNOLOGIA — CETENS</w:t>
+            </w:r>
+          </w:p>
+          <w:p>
+            <w:pPr>
+              <w:jc w:val="left"/>
+            </w:pPr>
+            <w:r>
+              <w:rPr>
+                <w:rFonts w:ascii="Times New Roman" w:hAnsi="Times New Roman"/>
+                <w:b w:val="0"/>
+                <w:color w:val="505050"/>
+                <w:sz w:val="14"/>
+              </w:rPr>
+              <w:t>BACHARELADO EM SISTEMAS DE INFORMAÇÃO (EAD)</w:t>
+            </w:r>
+          </w:p>
+          <w:p>
+            <w:pPr>
+              <w:jc w:val="left"/>
+            </w:pPr>
+            <w:r>
+              <w:rPr>
+                <w:rFonts w:ascii="Times New Roman" w:hAnsi="Times New Roman"/>
+                <w:b w:val="0"/>
+                <w:color w:val="C89B3C"/>
+                <w:sz w:val="8"/>
+              </w:rPr>
+              <w:t>────────────────────────────────────────────────────────────────────────────────</w:t>
+            </w:r>
+          </w:p>
+        </w:tc>
+      </w:tr>
+    </w:tbl>
     <w:p>
       <w:pPr>
         <w:pStyle w:val="Heading1"/>
@@ -731,7 +855,6 @@
     <w:bookmarkEnd w:id="31"/>
     <w:bookmarkEnd w:id="32"/>
     <w:sectPr>
-      <w:headerReference w:type="default" r:id="rId9"/>
       <w:footerReference w:type="default" r:id="rId10"/>
       <w:footnotePr>
         <w:numRestart w:val="eachSect"/>
@@ -782,140 +905,6 @@
     </w:p>
   </w:footnote>
 </w:footnotes>
-</file>
-
-<file path=word/header1.xml><?xml version="1.0" encoding="utf-8"?>
-<w:hdr xmlns:m="http://schemas.openxmlformats.org/officeDocument/2006/math" xmlns:mc="http://schemas.openxmlformats.org/markup-compatibility/2006" xmlns:mo="http://schemas.microsoft.com/office/mac/office/2008/main" xmlns:mv="urn:schemas-microsoft-com:mac:vml" xmlns:o="urn:schemas-microsoft-com:office:office" xmlns:r="http://schemas.openxmlformats.org/officeDocument/2006/relationships" xmlns:v="urn:schemas-microsoft-com:vml" xmlns:w10="urn:schemas-microsoft-com:office:word" xmlns:w14="http://schemas.microsoft.com/office/word/2010/wordml" xmlns:w="http://schemas.openxmlformats.org/wordprocessingml/2006/main" xmlns:wne="http://schemas.microsoft.com/office/word/2006/wordml" xmlns:wp14="http://schemas.microsoft.com/office/word/2010/wordprocessingDrawing" xmlns:wp="http://schemas.openxmlformats.org/drawingml/2006/wordprocessingDrawing" xmlns:wpc="http://schemas.microsoft.com/office/word/2010/wordprocessingCanvas" xmlns:wpg="http://schemas.microsoft.com/office/word/2010/wordprocessingGroup" xmlns:wpi="http://schemas.microsoft.com/office/word/2010/wordprocessingInk" xmlns:wps="http://schemas.microsoft.com/office/word/2010/wordprocessingShape" mc:Ignorable="w14 wp14">
-  <w:p>
-    <w:pPr>
-      <w:pStyle w:val="Header"/>
-    </w:pPr>
-  </w:p>
-  <w:tbl>
-    <w:tblPr>
-      <w:tblW w:type="auto" w:w="0"/>
-      <w:tblLayout w:type="autofit"/>
-      <w:tblLook w:firstColumn="1" w:firstRow="1" w:lastColumn="0" w:lastRow="0" w:noHBand="0" w:noVBand="1" w:val="04A0"/>
-      <w:tblBorders>
-        <w:top w:val="none" w:sz="0" w:space="0" w:color="auto"/>
-        <w:left w:val="none" w:sz="0" w:space="0" w:color="auto"/>
-        <w:bottom w:val="none" w:sz="0" w:space="0" w:color="auto"/>
-        <w:right w:val="none" w:sz="0" w:space="0" w:color="auto"/>
-      </w:tblBorders>
-    </w:tblPr>
-    <w:tblGrid>
-      <w:gridCol w:w="4680"/>
-      <w:gridCol w:w="4680"/>
-    </w:tblGrid>
-    <w:tr>
-      <w:tc>
-        <w:tcPr>
-          <w:tcW w:type="dxa" w:w="2016"/>
-        </w:tcPr>
-        <w:p>
-          <w:pPr>
-            <w:jc w:val="left"/>
-          </w:pPr>
-          <w:r>
-            <w:drawing>
-              <wp:inline xmlns:a="http://schemas.openxmlformats.org/drawingml/2006/main" xmlns:pic="http://schemas.openxmlformats.org/drawingml/2006/picture">
-                <wp:extent cx="1143000" cy="450211"/>
-                <wp:docPr id="1" name="Picture 1"/>
-                <wp:cNvGraphicFramePr>
-                  <a:graphicFrameLocks noChangeAspect="1"/>
-                </wp:cNvGraphicFramePr>
-                <a:graphic>
-                  <a:graphicData uri="http://schemas.openxmlformats.org/drawingml/2006/picture">
-                    <pic:pic>
-                      <pic:nvPicPr>
-                        <pic:cNvPr id="0" name="logo-ufrb-20-anos.png"/>
-                        <pic:cNvPicPr/>
-                      </pic:nvPicPr>
-                      <pic:blipFill>
-                        <a:blip r:embed="rId1"/>
-                        <a:stretch>
-                          <a:fillRect/>
-                        </a:stretch>
-                      </pic:blipFill>
-                      <pic:spPr>
-                        <a:xfrm>
-                          <a:off x="0" y="0"/>
-                          <a:ext cx="1143000" cy="450211"/>
-                        </a:xfrm>
-                        <a:prstGeom prst="rect"/>
-                      </pic:spPr>
-                    </pic:pic>
-                  </a:graphicData>
-                </a:graphic>
-              </wp:inline>
-            </w:drawing>
-          </w:r>
-        </w:p>
-      </w:tc>
-      <w:tc>
-        <w:tcPr>
-          <w:tcW w:type="dxa" w:w="7200"/>
-        </w:tcPr>
-        <w:p>
-          <w:pPr>
-            <w:jc w:val="left"/>
-          </w:pPr>
-          <w:r>
-            <w:rPr>
-              <w:rFonts w:ascii="Times New Roman" w:hAnsi="Times New Roman"/>
-              <w:b/>
-              <w:color w:val="003D6B"/>
-              <w:sz w:val="16"/>
-            </w:rPr>
-            <w:t>UNIVERSIDADE FEDERAL DO RECÔNCAVO DA BAHIA — UFRB</w:t>
-          </w:r>
-        </w:p>
-        <w:p>
-          <w:pPr>
-            <w:jc w:val="left"/>
-          </w:pPr>
-          <w:r>
-            <w:rPr>
-              <w:rFonts w:ascii="Times New Roman" w:hAnsi="Times New Roman"/>
-              <w:b/>
-              <w:color w:val="006DAA"/>
-              <w:sz w:val="15"/>
-            </w:rPr>
-            <w:t>CENTRO DE CIÊNCIA E TECNOLOGIA — CETENS</w:t>
-          </w:r>
-        </w:p>
-        <w:p>
-          <w:pPr>
-            <w:jc w:val="left"/>
-          </w:pPr>
-          <w:r>
-            <w:rPr>
-              <w:rFonts w:ascii="Times New Roman" w:hAnsi="Times New Roman"/>
-              <w:b w:val="0"/>
-              <w:color w:val="505050"/>
-              <w:sz w:val="14"/>
-            </w:rPr>
-            <w:t>BACHARELADO EM SISTEMAS DE INFORMAÇÃO (EAD)</w:t>
-          </w:r>
-        </w:p>
-        <w:p>
-          <w:pPr>
-            <w:jc w:val="left"/>
-          </w:pPr>
-          <w:r>
-            <w:rPr>
-              <w:rFonts w:ascii="Times New Roman" w:hAnsi="Times New Roman"/>
-              <w:b w:val="0"/>
-              <w:color w:val="C89B3C"/>
-              <w:sz w:val="8"/>
-            </w:rPr>
-            <w:t>────────────────────────────────────────────────────────────────────────────────</w:t>
-          </w:r>
-        </w:p>
-      </w:tc>
-    </w:tr>
-  </w:tbl>
-</w:hdr>
 </file>
 
 <file path=word/numbering.xml><?xml version="1.0" encoding="utf-8"?>

--- a/disciplinas/gcetens843-projeto-algoritmo-i/atividades/trabalhos/projeto-algoritmos/fluxograma.docx
+++ b/disciplinas/gcetens843-projeto-algoritmo-i/atividades/trabalhos/projeto-algoritmos/fluxograma.docx
@@ -856,9 +856,6 @@
     <w:bookmarkEnd w:id="32"/>
     <w:sectPr>
       <w:footerReference w:type="default" r:id="rId10"/>
-      <w:footnotePr>
-        <w:numRestart w:val="eachSect"/>
-      </w:footnotePr>
     </w:sectPr>
   </w:body>
 </w:document>
